--- a/barkandmeow-arquitectura.docx
+++ b/barkandmeow-arquitectura.docx
@@ -868,10 +868,7 @@
               <w:t xml:space="preserve">“Existe ficha”</w:t>
             </w:r>
             <w:r>
-              <w:t xml:space="preserve"> </w:t>
-            </w:r>
-            <w:r>
-              <w:t xml:space="preserve">+ botón para avisar al dueño</w:t>
+              <w:t xml:space="preserve">, el perfil público si el dueño lo publicó (foto, bio, teléfonos) + botón para avisar al dueño</w:t>
             </w:r>
           </w:p>
         </w:tc>
@@ -6272,7 +6269,7 @@
         </w:numPr>
       </w:pPr>
       <w:r>
-        <w:t xml:space="preserve">Los avisos al dueño usan un token de notificación push; nunca se muestra su teléfono ni su email en el nivel 0.</w:t>
+        <w:t xml:space="preserve">Los avisos al dueño van sellados en el navegador del veterinario para la clave pública del dueño y esperan en su bandeja; el aviso push al móvil está pendiente. El nivel 0 nunca muestra el email del dueño, y solo muestra teléfonos si el dueño los publicó en su perfil público (decidido 2026-09-27: el perfil público es visible por placa, por número de chip y dentro de la ficha).</w:t>
       </w:r>
     </w:p>
     <w:p>

--- a/barkandmeow-arquitectura.docx
+++ b/barkandmeow-arquitectura.docx
@@ -2720,7 +2720,7 @@
         <w:t xml:space="preserve"> </w:t>
       </w:r>
       <w:r>
-        <w:t xml:space="preserve">Se registra con nombre, dirección, país, número de registro sanitario y un dominio. El dominio se comprueba con un TXT en DNS, el mismo procedimiento que el alta de un nodo federado. Hasta que el dominio está verificado la clínica puede entrar y preparar cosas, pero</w:t>
+        <w:t xml:space="preserve">Se registra con nombre, dirección, país y número de registro sanitario; el dominio no se pregunta. (Decidido el 27/09/2026.) El administrador recibe un código de 8 caracteres en su correo, que caduca a los 15 minutos y admite 5 intentos: hasta confirmarlo la clínica no puede invitar al equipo, preparar fichas ni pedir accesos. Si el correo es del dominio de la clínica (nombre@clinica.es), confirmarlo</w:t>
       </w:r>
       <w:r>
         <w:t xml:space="preserve"> </w:t>
@@ -2730,10 +2730,23 @@
           <w:b/>
           <w:bCs/>
         </w:rPr>
-        <w:t xml:space="preserve">no aparece como clínica verificada en el aviso que recibe el dueño</w:t>
-      </w:r>
-      <w:r>
-        <w:t xml:space="preserve">, y ese aviso es justo lo que hace creíble una petición de nivel 3.</w:t>
+        <w:t xml:space="preserve">verifica también el dominio</w:t>
+      </w:r>
+      <w:r>
+        <w:t xml:space="preserve">, porque solo alguien de esa organización recibe correo ahí, y el aviso que recibe el dueño dice «clínica verificada · clinica.es». Con un correo gratuito (Gmail, Hotmail…) el correo queda confirmado pero la clínica</w:t>
+      </w:r>
+      <w:r>
+        <w:t xml:space="preserve"> </w:t>
+      </w:r>
+      <w:r>
+        <w:rPr>
+          <w:b/>
+          <w:bCs/>
+        </w:rPr>
+        <w:t xml:space="preserve">no aparece como verificada</w:t>
+      </w:r>
+      <w:r>
+        <w:t xml:space="preserve">, y ese sello es justo lo que hace creíble una petición de nivel 3.</w:t>
       </w:r>
     </w:p>
     <w:p>
@@ -4815,22 +4828,279 @@
         <w:t xml:space="preserve">;</w:t>
       </w:r>
     </w:p>
-    <w:bookmarkEnd w:id="13"/>
-    <w:bookmarkStart w:id="14" w:name="modelo-de-datos-clínicos-e-idiomas"/>
-    <w:p>
-      <w:pPr>
-        <w:pStyle w:val="Heading2"/>
-      </w:pPr>
-      <w:r>
-        <w:t xml:space="preserve">Modelo de datos clínicos e idiomas</w:t>
-      </w:r>
-    </w:p>
     <w:p>
       <w:pPr>
         <w:pStyle w:val="FirstParagraph"/>
       </w:pPr>
       <w:r>
-        <w:t xml:space="preserve">Todo lo que un veterinario necesita en una urgencia se guarda como dato estructurado con código, no como texto libre. Así la web lo muestra traducido al idioma del navegador y se evitan malentendidos entre países.</w:t>
+        <w:rPr>
+          <w:b/>
+          <w:bCs/>
+        </w:rPr>
+        <w:t xml:space="preserve">Software de gestión conectado por API</w:t>
+      </w:r>
+      <w:r>
+        <w:t xml:space="preserve"> </w:t>
+      </w:r>
+      <w:r>
+        <w:t xml:space="preserve">(decidido el 29/09/2026). El software de gestión de la clínica envía los informes de la consulta a la bandeja del dueño sin que nadie los copie a mano.</w:t>
+      </w:r>
+    </w:p>
+    <w:p>
+      <w:pPr>
+        <w:pStyle w:val="Compact"/>
+        <w:numPr>
+          <w:ilvl w:val="0"/>
+          <w:numId w:val="1012"/>
+        </w:numPr>
+      </w:pPr>
+      <w:r>
+        <w:t xml:space="preserve">Un administrador crea una</w:t>
+      </w:r>
+      <w:r>
+        <w:t xml:space="preserve"> </w:t>
+      </w:r>
+      <w:r>
+        <w:rPr>
+          <w:b/>
+          <w:bCs/>
+        </w:rPr>
+        <w:t xml:space="preserve">clave de API</w:t>
+      </w:r>
+      <w:r>
+        <w:t xml:space="preserve"> </w:t>
+      </w:r>
+      <w:r>
+        <w:t xml:space="preserve">en la consola (pantalla Conexión). El token (</w:t>
+      </w:r>
+      <w:r>
+        <w:rPr>
+          <w:rStyle w:val="VerbatimChar"/>
+        </w:rPr>
+        <w:t xml:space="preserve">bmk_…</w:t>
+      </w:r>
+      <w:r>
+        <w:t xml:space="preserve">) se enseña una sola vez; el servidor guarda su hash. Hasta 10 claves vivas por clínica; retirar una la invalida al momento.</w:t>
+      </w:r>
+    </w:p>
+    <w:p>
+      <w:pPr>
+        <w:pStyle w:val="Compact"/>
+        <w:numPr>
+          <w:ilvl w:val="0"/>
+          <w:numId w:val="1012"/>
+        </w:numPr>
+      </w:pPr>
+      <w:r>
+        <w:t xml:space="preserve">La clave</w:t>
+      </w:r>
+      <w:r>
+        <w:t xml:space="preserve"> </w:t>
+      </w:r>
+      <w:r>
+        <w:rPr>
+          <w:b/>
+          <w:bCs/>
+        </w:rPr>
+        <w:t xml:space="preserve">no abre ninguna ficha</w:t>
+      </w:r>
+      <w:r>
+        <w:t xml:space="preserve">. Solo sirve para enviar, y solo a mascotas activas cuyo dueño dio a esa clínica un nivel 3 que sigue vivo. Fuera de ellas la API responde 404 sin decir si el chip existe, así que tampoco sirve para recorrer números.</w:t>
+      </w:r>
+    </w:p>
+    <w:p>
+      <w:pPr>
+        <w:pStyle w:val="Compact"/>
+        <w:numPr>
+          <w:ilvl w:val="0"/>
+          <w:numId w:val="1012"/>
+        </w:numPr>
+      </w:pPr>
+      <w:r>
+        <w:t xml:space="preserve">El software</w:t>
+      </w:r>
+      <w:r>
+        <w:t xml:space="preserve"> </w:t>
+      </w:r>
+      <w:r>
+        <w:rPr>
+          <w:b/>
+          <w:bCs/>
+        </w:rPr>
+        <w:t xml:space="preserve">sella el informe en su propio servidor</w:t>
+      </w:r>
+      <w:r>
+        <w:t xml:space="preserve"> </w:t>
+      </w:r>
+      <w:r>
+        <w:t xml:space="preserve">con</w:t>
+      </w:r>
+      <w:r>
+        <w:t xml:space="preserve"> </w:t>
+      </w:r>
+      <w:r>
+        <w:rPr>
+          <w:rStyle w:val="VerbatimChar"/>
+        </w:rPr>
+        <w:t xml:space="preserve">crypto_box_seal</w:t>
+      </w:r>
+      <w:r>
+        <w:t xml:space="preserve"> </w:t>
+      </w:r>
+      <w:r>
+        <w:t xml:space="preserve">de libsodium para la clave pública del dueño, la misma primitiva que las notas y los avisos. Bark &amp; Meow lo guarda sin poder leerlo.</w:t>
+      </w:r>
+    </w:p>
+    <w:p>
+      <w:pPr>
+        <w:pStyle w:val="Compact"/>
+        <w:numPr>
+          <w:ilvl w:val="0"/>
+          <w:numId w:val="1012"/>
+        </w:numPr>
+      </w:pPr>
+      <w:r>
+        <w:rPr>
+          <w:b/>
+          <w:bCs/>
+        </w:rPr>
+        <w:t xml:space="preserve">El remitente lo pone el servidor</w:t>
+      </w:r>
+      <w:r>
+        <w:t xml:space="preserve">, según la clave con que llegó, no el contenido. El portal del dueño enseña «Enviado por Clínica X · dominio verificado · desde su software de gestión». Un sobre con forma de informe que llegue por otra vía (la nota de la web del veterinario) se enseña como nota, sin clínica.</w:t>
+      </w:r>
+    </w:p>
+    <w:p>
+      <w:pPr>
+        <w:pStyle w:val="Compact"/>
+        <w:numPr>
+          <w:ilvl w:val="0"/>
+          <w:numId w:val="1012"/>
+        </w:numPr>
+      </w:pPr>
+      <w:r>
+        <w:t xml:space="preserve">La consola lleva un</w:t>
+      </w:r>
+      <w:r>
+        <w:t xml:space="preserve"> </w:t>
+      </w:r>
+      <w:r>
+        <w:rPr>
+          <w:b/>
+          <w:bCs/>
+        </w:rPr>
+        <w:t xml:space="preserve">registro de envíos</w:t>
+      </w:r>
+      <w:r>
+        <w:t xml:space="preserve"> </w:t>
+      </w:r>
+      <w:r>
+        <w:t xml:space="preserve">sin contenido: fecha, últimos dígitos del chip, clave y tamaño. Sobrevive a que el dueño borre el mensaje.</w:t>
+      </w:r>
+    </w:p>
+    <w:p>
+      <w:pPr>
+        <w:pStyle w:val="Compact"/>
+        <w:numPr>
+          <w:ilvl w:val="0"/>
+          <w:numId w:val="1012"/>
+        </w:numPr>
+      </w:pPr>
+      <w:r>
+        <w:t xml:space="preserve">Límite de 120 peticiones por minuto y clave. Sin clave válida cuenta la IP, así que inventar tokens no abre cupos nuevos.</w:t>
+      </w:r>
+    </w:p>
+    <w:p>
+      <w:pPr>
+        <w:pStyle w:val="Compact"/>
+        <w:numPr>
+          <w:ilvl w:val="0"/>
+          <w:numId w:val="1012"/>
+        </w:numPr>
+      </w:pPr>
+      <w:r>
+        <w:rPr>
+          <w:b/>
+          <w:bCs/>
+        </w:rPr>
+        <w:t xml:space="preserve">Firma</w:t>
+      </w:r>
+      <w:r>
+        <w:t xml:space="preserve"> </w:t>
+      </w:r>
+      <w:r>
+        <w:t xml:space="preserve">(hecho el 29/09/2026). Cada conexión tiene además una</w:t>
+      </w:r>
+      <w:r>
+        <w:t xml:space="preserve"> </w:t>
+      </w:r>
+      <w:r>
+        <w:rPr>
+          <w:b/>
+          <w:bCs/>
+        </w:rPr>
+        <w:t xml:space="preserve">clave de firma Ed25519</w:t>
+      </w:r>
+      <w:r>
+        <w:t xml:space="preserve"> </w:t>
+      </w:r>
+      <w:r>
+        <w:t xml:space="preserve">que nace en el navegador del administrador y se entrega al software una sola vez (</w:t>
+      </w:r>
+      <w:r>
+        <w:rPr>
+          <w:rStyle w:val="VerbatimChar"/>
+        </w:rPr>
+        <w:t xml:space="preserve">bmf_…</w:t>
+      </w:r>
+      <w:r>
+        <w:t xml:space="preserve">); el servidor solo guarda la pública. El software firma el JSON del registro y lo sella dentro de un sobre</w:t>
+      </w:r>
+      <w:r>
+        <w:t xml:space="preserve"> </w:t>
+      </w:r>
+      <w:r>
+        <w:rPr>
+          <w:rStyle w:val="VerbatimChar"/>
+        </w:rPr>
+        <w:t xml:space="preserve">{ tipo: "firmado", registro, firma, clave }</w:t>
+      </w:r>
+      <w:r>
+        <w:t xml:space="preserve">. El dueño comprueba que la firma es de la clave de la conexión que lo envió, y quien reciba el pasaporte en un viaje la comprueba contra el directorio público</w:t>
+      </w:r>
+      <w:r>
+        <w:t xml:space="preserve"> </w:t>
+      </w:r>
+      <w:r>
+        <w:rPr>
+          <w:rStyle w:val="VerbatimChar"/>
+        </w:rPr>
+        <w:t xml:space="preserve">GET /firmas/v1/{clave}</w:t>
+      </w:r>
+      <w:r>
+        <w:t xml:space="preserve">. Una clave retirada sigue en el directorio con su fecha: lo firmado antes sigue valiendo.</w:t>
+      </w:r>
+    </w:p>
+    <w:p>
+      <w:pPr>
+        <w:pStyle w:val="Compact"/>
+        <w:numPr>
+          <w:ilvl w:val="0"/>
+          <w:numId w:val="1012"/>
+        </w:numPr>
+      </w:pPr>
+      <w:r>
+        <w:rPr>
+          <w:b/>
+          <w:bCs/>
+        </w:rPr>
+        <w:t xml:space="preserve">Pendiente:</w:t>
+      </w:r>
+      <w:r>
+        <w:t xml:space="preserve"> </w:t>
+      </w:r>
+      <w:r>
+        <w:t xml:space="preserve">documentos adjuntos (PDF). El registro es texto, hasta 64 KB sellado.</w:t>
       </w:r>
     </w:p>
     <w:tbl>
@@ -4856,29 +5126,29 @@
               <w:pStyle w:val="Compact"/>
             </w:pPr>
             <w:r>
-              <w:t xml:space="preserve">Entidad</w:t>
-            </w:r>
-          </w:p>
-        </w:tc>
-        <w:tc>
-          <w:tcPr/>
-          <w:p>
-            <w:pPr>
-              <w:pStyle w:val="Compact"/>
-            </w:pPr>
-            <w:r>
-              <w:t xml:space="preserve">Campos clave</w:t>
-            </w:r>
-          </w:p>
-        </w:tc>
-        <w:tc>
-          <w:tcPr/>
-          <w:p>
-            <w:pPr>
-              <w:pStyle w:val="Compact"/>
-            </w:pPr>
-            <w:r>
-              <w:t xml:space="preserve">Codificación</w:t>
+              <w:t xml:space="preserve">Endpoint</w:t>
+            </w:r>
+          </w:p>
+        </w:tc>
+        <w:tc>
+          <w:tcPr/>
+          <w:p>
+            <w:pPr>
+              <w:pStyle w:val="Compact"/>
+            </w:pPr>
+            <w:r>
+              <w:t xml:space="preserve">Quién lo llama</w:t>
+            </w:r>
+          </w:p>
+        </w:tc>
+        <w:tc>
+          <w:tcPr/>
+          <w:p>
+            <w:pPr>
+              <w:pStyle w:val="Compact"/>
+            </w:pPr>
+            <w:r>
+              <w:t xml:space="preserve">Función</w:t>
             </w:r>
           </w:p>
         </w:tc>
@@ -4891,39 +5161,32 @@
               <w:pStyle w:val="Compact"/>
             </w:pPr>
             <w:r>
-              <w:t xml:space="preserve">Animal</w:t>
-            </w:r>
-          </w:p>
-        </w:tc>
-        <w:tc>
-          <w:tcPr/>
-          <w:p>
-            <w:pPr>
-              <w:pStyle w:val="Compact"/>
-            </w:pPr>
-            <w:r>
-              <w:t xml:space="preserve">Especie, raza, sexo, esterilizado, fecha de nacimiento, peso,</w:t>
-            </w:r>
-            <w:r>
-              <w:t xml:space="preserve"> </w:t>
-            </w:r>
-            <w:r>
               <w:rPr>
-                <w:b/>
-                <w:bCs/>
+                <w:rStyle w:val="VerbatimChar"/>
               </w:rPr>
-              <w:t xml:space="preserve">lista de identificadores</w:t>
-            </w:r>
-          </w:p>
-        </w:tc>
-        <w:tc>
-          <w:tcPr/>
-          <w:p>
-            <w:pPr>
-              <w:pStyle w:val="Compact"/>
-            </w:pPr>
-            <w:r>
-              <w:t xml:space="preserve">Especie y raza con catálogo propio</w:t>
+              <w:t xml:space="preserve">GET /clinics/v1/api/me</w:t>
+            </w:r>
+          </w:p>
+        </w:tc>
+        <w:tc>
+          <w:tcPr/>
+          <w:p>
+            <w:pPr>
+              <w:pStyle w:val="Compact"/>
+            </w:pPr>
+            <w:r>
+              <w:t xml:space="preserve">Software de gestión (clave de API)</w:t>
+            </w:r>
+          </w:p>
+        </w:tc>
+        <w:tc>
+          <w:tcPr/>
+          <w:p>
+            <w:pPr>
+              <w:pStyle w:val="Compact"/>
+            </w:pPr>
+            <w:r>
+              <w:t xml:space="preserve">Comprobar la clave</w:t>
             </w:r>
           </w:p>
         </w:tc>
@@ -4936,29 +5199,32 @@
               <w:pStyle w:val="Compact"/>
             </w:pPr>
             <w:r>
-              <w:t xml:space="preserve">Alergia</w:t>
-            </w:r>
-          </w:p>
-        </w:tc>
-        <w:tc>
-          <w:tcPr/>
-          <w:p>
-            <w:pPr>
-              <w:pStyle w:val="Compact"/>
-            </w:pPr>
-            <w:r>
-              <w:t xml:space="preserve">Sustancia, reacción, gravedad</w:t>
-            </w:r>
-          </w:p>
-        </w:tc>
-        <w:tc>
-          <w:tcPr/>
-          <w:p>
-            <w:pPr>
-              <w:pStyle w:val="Compact"/>
-            </w:pPr>
-            <w:r>
-              <w:t xml:space="preserve">Principio activo (código ATCvet)</w:t>
+              <w:rPr>
+                <w:rStyle w:val="VerbatimChar"/>
+              </w:rPr>
+              <w:t xml:space="preserve">GET /clinics/v1/api/patients</w:t>
+            </w:r>
+          </w:p>
+        </w:tc>
+        <w:tc>
+          <w:tcPr/>
+          <w:p>
+            <w:pPr>
+              <w:pStyle w:val="Compact"/>
+            </w:pPr>
+            <w:r>
+              <w:t xml:space="preserve">Software de gestión</w:t>
+            </w:r>
+          </w:p>
+        </w:tc>
+        <w:tc>
+          <w:tcPr/>
+          <w:p>
+            <w:pPr>
+              <w:pStyle w:val="Compact"/>
+            </w:pPr>
+            <w:r>
+              <w:t xml:space="preserve">Pacientes con nivel 3 vivo y la clave pública de su dueño</w:t>
             </w:r>
           </w:p>
         </w:tc>
@@ -4971,29 +5237,32 @@
               <w:pStyle w:val="Compact"/>
             </w:pPr>
             <w:r>
-              <w:t xml:space="preserve">Enfermedad</w:t>
-            </w:r>
-          </w:p>
-        </w:tc>
-        <w:tc>
-          <w:tcPr/>
-          <w:p>
-            <w:pPr>
-              <w:pStyle w:val="Compact"/>
-            </w:pPr>
-            <w:r>
-              <w:t xml:space="preserve">Diagnóstico, desde cuándo, estado</w:t>
-            </w:r>
-          </w:p>
-        </w:tc>
-        <w:tc>
-          <w:tcPr/>
-          <w:p>
-            <w:pPr>
-              <w:pStyle w:val="Compact"/>
-            </w:pPr>
-            <w:r>
-              <w:t xml:space="preserve">Terminología veterinaria VeNom</w:t>
+              <w:rPr>
+                <w:rStyle w:val="VerbatimChar"/>
+              </w:rPr>
+              <w:t xml:space="preserve">POST /clinics/v1/api/patients/search</w:t>
+            </w:r>
+          </w:p>
+        </w:tc>
+        <w:tc>
+          <w:tcPr/>
+          <w:p>
+            <w:pPr>
+              <w:pStyle w:val="Compact"/>
+            </w:pPr>
+            <w:r>
+              <w:t xml:space="preserve">Software de gestión</w:t>
+            </w:r>
+          </w:p>
+        </w:tc>
+        <w:tc>
+          <w:tcPr/>
+          <w:p>
+            <w:pPr>
+              <w:pStyle w:val="Compact"/>
+            </w:pPr>
+            <w:r>
+              <w:t xml:space="preserve">El paciente de un chip, solo entre los que tienen nivel 3 con la clínica</w:t>
             </w:r>
           </w:p>
         </w:tc>
@@ -5006,29 +5275,41 @@
               <w:pStyle w:val="Compact"/>
             </w:pPr>
             <w:r>
-              <w:t xml:space="preserve">Medicación</w:t>
-            </w:r>
-          </w:p>
-        </w:tc>
-        <w:tc>
-          <w:tcPr/>
-          <w:p>
-            <w:pPr>
-              <w:pStyle w:val="Compact"/>
-            </w:pPr>
-            <w:r>
-              <w:t xml:space="preserve">Principio activo, dosis, pauta, desde, hasta</w:t>
-            </w:r>
-          </w:p>
-        </w:tc>
-        <w:tc>
-          <w:tcPr/>
-          <w:p>
-            <w:pPr>
-              <w:pStyle w:val="Compact"/>
-            </w:pPr>
-            <w:r>
-              <w:t xml:space="preserve">ATCvet + dosis en mg/kg</w:t>
+              <w:rPr>
+                <w:rStyle w:val="VerbatimChar"/>
+              </w:rPr>
+              <w:t xml:space="preserve">POST /clinics/v1/reports</w:t>
+            </w:r>
+          </w:p>
+        </w:tc>
+        <w:tc>
+          <w:tcPr/>
+          <w:p>
+            <w:pPr>
+              <w:pStyle w:val="Compact"/>
+            </w:pPr>
+            <w:r>
+              <w:t xml:space="preserve">Software de gestión</w:t>
+            </w:r>
+          </w:p>
+        </w:tc>
+        <w:tc>
+          <w:tcPr/>
+          <w:p>
+            <w:pPr>
+              <w:pStyle w:val="Compact"/>
+            </w:pPr>
+            <w:r>
+              <w:t xml:space="preserve">Enviar un informe sellado:</w:t>
+            </w:r>
+            <w:r>
+              <w:t xml:space="preserve"> </w:t>
+            </w:r>
+            <w:r>
+              <w:rPr>
+                <w:rStyle w:val="VerbatimChar"/>
+              </w:rPr>
+              <w:t xml:space="preserve">{ petId, sellado }</w:t>
             </w:r>
           </w:p>
         </w:tc>
@@ -5041,29 +5322,32 @@
               <w:pStyle w:val="Compact"/>
             </w:pPr>
             <w:r>
-              <w:t xml:space="preserve">Vacuna</w:t>
-            </w:r>
-          </w:p>
-        </w:tc>
-        <w:tc>
-          <w:tcPr/>
-          <w:p>
-            <w:pPr>
-              <w:pStyle w:val="Compact"/>
-            </w:pPr>
-            <w:r>
-              <w:t xml:space="preserve">Enfermedad, producto, lote, fecha, validez</w:t>
-            </w:r>
-          </w:p>
-        </w:tc>
-        <w:tc>
-          <w:tcPr/>
-          <w:p>
-            <w:pPr>
-              <w:pStyle w:val="Compact"/>
-            </w:pPr>
-            <w:r>
-              <w:t xml:space="preserve">Catálogo de enfermedades; rabia destacada</w:t>
+              <w:rPr>
+                <w:rStyle w:val="VerbatimChar"/>
+              </w:rPr>
+              <w:t xml:space="preserve">GET/POST/DELETE /clinics/v1/api-keys</w:t>
+            </w:r>
+          </w:p>
+        </w:tc>
+        <w:tc>
+          <w:tcPr/>
+          <w:p>
+            <w:pPr>
+              <w:pStyle w:val="Compact"/>
+            </w:pPr>
+            <w:r>
+              <w:t xml:space="preserve">Consola (sesión)</w:t>
+            </w:r>
+          </w:p>
+        </w:tc>
+        <w:tc>
+          <w:tcPr/>
+          <w:p>
+            <w:pPr>
+              <w:pStyle w:val="Compact"/>
+            </w:pPr>
+            <w:r>
+              <w:t xml:space="preserve">Ver, crear (administrador) y retirar claves</w:t>
             </w:r>
           </w:p>
         </w:tc>
@@ -5076,29 +5360,32 @@
               <w:pStyle w:val="Compact"/>
             </w:pPr>
             <w:r>
-              <w:t xml:space="preserve">Visita</w:t>
-            </w:r>
-          </w:p>
-        </w:tc>
-        <w:tc>
-          <w:tcPr/>
-          <w:p>
-            <w:pPr>
-              <w:pStyle w:val="Compact"/>
-            </w:pPr>
-            <w:r>
-              <w:t xml:space="preserve">Fecha, clínica, país, motivo, diagnóstico, tratamiento, nota libre</w:t>
-            </w:r>
-          </w:p>
-        </w:tc>
-        <w:tc>
-          <w:tcPr/>
-          <w:p>
-            <w:pPr>
-              <w:pStyle w:val="Compact"/>
-            </w:pPr>
-            <w:r>
-              <w:t xml:space="preserve">VeNom + texto libre</w:t>
+              <w:rPr>
+                <w:rStyle w:val="VerbatimChar"/>
+              </w:rPr>
+              <w:t xml:space="preserve">GET /clinics/v1/reports</w:t>
+            </w:r>
+          </w:p>
+        </w:tc>
+        <w:tc>
+          <w:tcPr/>
+          <w:p>
+            <w:pPr>
+              <w:pStyle w:val="Compact"/>
+            </w:pPr>
+            <w:r>
+              <w:t xml:space="preserve">Consola (sesión)</w:t>
+            </w:r>
+          </w:p>
+        </w:tc>
+        <w:tc>
+          <w:tcPr/>
+          <w:p>
+            <w:pPr>
+              <w:pStyle w:val="Compact"/>
+            </w:pPr>
+            <w:r>
+              <w:t xml:space="preserve">Registro de envíos</w:t>
             </w:r>
           </w:p>
         </w:tc>
@@ -5111,29 +5398,108 @@
               <w:pStyle w:val="Compact"/>
             </w:pPr>
             <w:r>
-              <w:t xml:space="preserve">Documento</w:t>
-            </w:r>
-          </w:p>
-        </w:tc>
-        <w:tc>
-          <w:tcPr/>
-          <w:p>
-            <w:pPr>
-              <w:pStyle w:val="Compact"/>
-            </w:pPr>
-            <w:r>
-              <w:t xml:space="preserve">Tipo, fecha, archivo original, hash SHA-256</w:t>
-            </w:r>
-          </w:p>
-        </w:tc>
-        <w:tc>
-          <w:tcPr/>
-          <w:p>
-            <w:pPr>
-              <w:pStyle w:val="Compact"/>
-            </w:pPr>
-            <w:r>
-              <w:t xml:space="preserve">PDF o imagen</w:t>
+              <w:rPr>
+                <w:rStyle w:val="VerbatimChar"/>
+              </w:rPr>
+              <w:t xml:space="preserve">GET /firmas/v1/{clave}</w:t>
+            </w:r>
+          </w:p>
+        </w:tc>
+        <w:tc>
+          <w:tcPr/>
+          <w:p>
+            <w:pPr>
+              <w:pStyle w:val="Compact"/>
+            </w:pPr>
+            <w:r>
+              <w:t xml:space="preserve">Cualquiera (web del veterinario)</w:t>
+            </w:r>
+          </w:p>
+        </w:tc>
+        <w:tc>
+          <w:tcPr/>
+          <w:p>
+            <w:pPr>
+              <w:pStyle w:val="Compact"/>
+            </w:pPr>
+            <w:r>
+              <w:t xml:space="preserve">De qué clínica es una clave de firma, y si se retiró</w:t>
+            </w:r>
+          </w:p>
+        </w:tc>
+      </w:tr>
+      <w:tr>
+        <w:tc>
+          <w:tcPr/>
+          <w:p>
+            <w:pPr>
+              <w:pStyle w:val="Compact"/>
+            </w:pPr>
+            <w:r>
+              <w:rPr>
+                <w:rStyle w:val="VerbatimChar"/>
+              </w:rPr>
+              <w:t xml:space="preserve">GET/PUT /owners/v1/pets/{id}/passport</w:t>
+            </w:r>
+          </w:p>
+        </w:tc>
+        <w:tc>
+          <w:tcPr/>
+          <w:p>
+            <w:pPr>
+              <w:pStyle w:val="Compact"/>
+            </w:pPr>
+            <w:r>
+              <w:t xml:space="preserve">Portal del dueño</w:t>
+            </w:r>
+          </w:p>
+        </w:tc>
+        <w:tc>
+          <w:tcPr/>
+          <w:p>
+            <w:pPr>
+              <w:pStyle w:val="Compact"/>
+            </w:pPr>
+            <w:r>
+              <w:t xml:space="preserve">Pasaporte de viaje cifrado, con versión</w:t>
+            </w:r>
+          </w:p>
+        </w:tc>
+      </w:tr>
+      <w:tr>
+        <w:tc>
+          <w:tcPr/>
+          <w:p>
+            <w:pPr>
+              <w:pStyle w:val="Compact"/>
+            </w:pPr>
+            <w:r>
+              <w:rPr>
+                <w:rStyle w:val="VerbatimChar"/>
+              </w:rPr>
+              <w:t xml:space="preserve">GET/POST/DELETE /owners/v1/pets/{id}/shares</w:t>
+            </w:r>
+          </w:p>
+        </w:tc>
+        <w:tc>
+          <w:tcPr/>
+          <w:p>
+            <w:pPr>
+              <w:pStyle w:val="Compact"/>
+            </w:pPr>
+            <w:r>
+              <w:t xml:space="preserve">Portal del dueño</w:t>
+            </w:r>
+          </w:p>
+        </w:tc>
+        <w:tc>
+          <w:tcPr/>
+          <w:p>
+            <w:pPr>
+              <w:pStyle w:val="Compact"/>
+            </w:pPr>
+            <w:r>
+              <w:t xml:space="preserve">Enlaces de viaje temporales</w:t>
             </w:r>
           </w:p>
         </w:tc>
@@ -5144,105 +5510,381 @@
         <w:pStyle w:val="BodyText"/>
       </w:pPr>
       <w:r>
-        <w:t xml:space="preserve">Reglas:</w:t>
-      </w:r>
-    </w:p>
-    <w:p>
-      <w:pPr>
-        <w:pStyle w:val="Compact"/>
-        <w:numPr>
-          <w:ilvl w:val="0"/>
-          <w:numId w:val="1012"/>
-        </w:numPr>
-      </w:pPr>
-      <w:r>
-        <w:rPr>
-          <w:b/>
-          <w:bCs/>
-        </w:rPr>
-        <w:t xml:space="preserve">Medicamentos por principio activo.</w:t>
-      </w:r>
-      <w:r>
-        <w:t xml:space="preserve"> </w:t>
-      </w:r>
-      <w:r>
-        <w:t xml:space="preserve">Las marcas comerciales cambian de un país a otro; el principio activo no.</w:t>
-      </w:r>
-    </w:p>
-    <w:p>
-      <w:pPr>
-        <w:pStyle w:val="Compact"/>
-        <w:numPr>
-          <w:ilvl w:val="0"/>
-          <w:numId w:val="1012"/>
-        </w:numPr>
-      </w:pPr>
-      <w:r>
-        <w:rPr>
-          <w:b/>
-          <w:bCs/>
-        </w:rPr>
-        <w:t xml:space="preserve">Texto libre sin traducir automáticamente.</w:t>
-      </w:r>
-      <w:r>
-        <w:t xml:space="preserve"> </w:t>
-      </w:r>
-      <w:r>
-        <w:t xml:space="preserve">Las notas se muestran en su idioma original con un aviso. Una traducción automática opcional, marcada como tal, se hace en el navegador del lector.</w:t>
-      </w:r>
-    </w:p>
-    <w:p>
-      <w:pPr>
-        <w:pStyle w:val="Compact"/>
-        <w:numPr>
-          <w:ilvl w:val="0"/>
-          <w:numId w:val="1012"/>
-        </w:numPr>
-      </w:pPr>
-      <w:r>
-        <w:rPr>
-          <w:b/>
-          <w:bCs/>
-        </w:rPr>
-        <w:t xml:space="preserve">Procedencia de cada dato.</w:t>
-      </w:r>
-      <w:r>
-        <w:t xml:space="preserve"> </w:t>
-      </w:r>
-      <w:r>
-        <w:t xml:space="preserve">Cada registro indica si lo introdujo el dueño, si viene de un documento de clínica (con el documento enlazado) o si lo escribió un veterinario desde la web.</w:t>
-      </w:r>
-    </w:p>
-    <w:p>
-      <w:pPr>
-        <w:pStyle w:val="Compact"/>
-        <w:numPr>
-          <w:ilvl w:val="0"/>
-          <w:numId w:val="1012"/>
-        </w:numPr>
-      </w:pPr>
-      <w:r>
-        <w:rPr>
-          <w:b/>
-          <w:bCs/>
-        </w:rPr>
-        <w:t xml:space="preserve">Importación de informes.</w:t>
-      </w:r>
-      <w:r>
-        <w:t xml:space="preserve"> </w:t>
-      </w:r>
-      <w:r>
-        <w:t xml:space="preserve">El dueño fotografía o sube el PDF de su clínica; el OCR en el móvil propone los campos y el dueño los confirma antes de guardarlos.</w:t>
-      </w:r>
-    </w:p>
-    <w:bookmarkEnd w:id="14"/>
-    <w:bookmarkStart w:id="15" w:name="X79df4284571602c281e8829236b339f244de609"/>
+        <w:t xml:space="preserve">El informe, antes de sellarlo:</w:t>
+      </w:r>
+    </w:p>
+    <w:p>
+      <w:pPr>
+        <w:pStyle w:val="SourceCode"/>
+      </w:pPr>
+      <w:r>
+        <w:rPr>
+          <w:rStyle w:val="FunctionTok"/>
+        </w:rPr>
+        <w:t xml:space="preserve">{</w:t>
+      </w:r>
+      <w:r>
+        <w:br/>
+      </w:r>
+      <w:r>
+        <w:rPr>
+          <w:rStyle w:val="NormalTok"/>
+        </w:rPr>
+        <w:t xml:space="preserve">  </w:t>
+      </w:r>
+      <w:r>
+        <w:rPr>
+          <w:rStyle w:val="DataTypeTok"/>
+        </w:rPr>
+        <w:t xml:space="preserve">"version"</w:t>
+      </w:r>
+      <w:r>
+        <w:rPr>
+          <w:rStyle w:val="FunctionTok"/>
+        </w:rPr>
+        <w:t xml:space="preserve">:</w:t>
+      </w:r>
+      <w:r>
+        <w:rPr>
+          <w:rStyle w:val="NormalTok"/>
+        </w:rPr>
+        <w:t xml:space="preserve"> </w:t>
+      </w:r>
+      <w:r>
+        <w:rPr>
+          <w:rStyle w:val="DecValTok"/>
+        </w:rPr>
+        <w:t xml:space="preserve">1</w:t>
+      </w:r>
+      <w:r>
+        <w:rPr>
+          <w:rStyle w:val="FunctionTok"/>
+        </w:rPr>
+        <w:t xml:space="preserve">,</w:t>
+      </w:r>
+      <w:r>
+        <w:br/>
+      </w:r>
+      <w:r>
+        <w:rPr>
+          <w:rStyle w:val="NormalTok"/>
+        </w:rPr>
+        <w:t xml:space="preserve">  </w:t>
+      </w:r>
+      <w:r>
+        <w:rPr>
+          <w:rStyle w:val="DataTypeTok"/>
+        </w:rPr>
+        <w:t xml:space="preserve">"tipo"</w:t>
+      </w:r>
+      <w:r>
+        <w:rPr>
+          <w:rStyle w:val="FunctionTok"/>
+        </w:rPr>
+        <w:t xml:space="preserve">:</w:t>
+      </w:r>
+      <w:r>
+        <w:rPr>
+          <w:rStyle w:val="NormalTok"/>
+        </w:rPr>
+        <w:t xml:space="preserve"> </w:t>
+      </w:r>
+      <w:r>
+        <w:rPr>
+          <w:rStyle w:val="StringTok"/>
+        </w:rPr>
+        <w:t xml:space="preserve">"informe"</w:t>
+      </w:r>
+      <w:r>
+        <w:rPr>
+          <w:rStyle w:val="FunctionTok"/>
+        </w:rPr>
+        <w:t xml:space="preserve">,</w:t>
+      </w:r>
+      <w:r>
+        <w:br/>
+      </w:r>
+      <w:r>
+        <w:rPr>
+          <w:rStyle w:val="NormalTok"/>
+        </w:rPr>
+        <w:t xml:space="preserve">  </w:t>
+      </w:r>
+      <w:r>
+        <w:rPr>
+          <w:rStyle w:val="DataTypeTok"/>
+        </w:rPr>
+        <w:t xml:space="preserve">"fecha"</w:t>
+      </w:r>
+      <w:r>
+        <w:rPr>
+          <w:rStyle w:val="FunctionTok"/>
+        </w:rPr>
+        <w:t xml:space="preserve">:</w:t>
+      </w:r>
+      <w:r>
+        <w:rPr>
+          <w:rStyle w:val="NormalTok"/>
+        </w:rPr>
+        <w:t xml:space="preserve"> </w:t>
+      </w:r>
+      <w:r>
+        <w:rPr>
+          <w:rStyle w:val="StringTok"/>
+        </w:rPr>
+        <w:t xml:space="preserve">"2026-09-29"</w:t>
+      </w:r>
+      <w:r>
+        <w:rPr>
+          <w:rStyle w:val="FunctionTok"/>
+        </w:rPr>
+        <w:t xml:space="preserve">,</w:t>
+      </w:r>
+      <w:r>
+        <w:br/>
+      </w:r>
+      <w:r>
+        <w:rPr>
+          <w:rStyle w:val="NormalTok"/>
+        </w:rPr>
+        <w:t xml:space="preserve">  </w:t>
+      </w:r>
+      <w:r>
+        <w:rPr>
+          <w:rStyle w:val="DataTypeTok"/>
+        </w:rPr>
+        <w:t xml:space="preserve">"veterinario"</w:t>
+      </w:r>
+      <w:r>
+        <w:rPr>
+          <w:rStyle w:val="FunctionTok"/>
+        </w:rPr>
+        <w:t xml:space="preserve">:</w:t>
+      </w:r>
+      <w:r>
+        <w:rPr>
+          <w:rStyle w:val="NormalTok"/>
+        </w:rPr>
+        <w:t xml:space="preserve"> </w:t>
+      </w:r>
+      <w:r>
+        <w:rPr>
+          <w:rStyle w:val="StringTok"/>
+        </w:rPr>
+        <w:t xml:space="preserve">"Dra. Ruiz"</w:t>
+      </w:r>
+      <w:r>
+        <w:rPr>
+          <w:rStyle w:val="FunctionTok"/>
+        </w:rPr>
+        <w:t xml:space="preserve">,</w:t>
+      </w:r>
+      <w:r>
+        <w:br/>
+      </w:r>
+      <w:r>
+        <w:rPr>
+          <w:rStyle w:val="NormalTok"/>
+        </w:rPr>
+        <w:t xml:space="preserve">  </w:t>
+      </w:r>
+      <w:r>
+        <w:rPr>
+          <w:rStyle w:val="DataTypeTok"/>
+        </w:rPr>
+        <w:t xml:space="preserve">"motivo"</w:t>
+      </w:r>
+      <w:r>
+        <w:rPr>
+          <w:rStyle w:val="FunctionTok"/>
+        </w:rPr>
+        <w:t xml:space="preserve">:</w:t>
+      </w:r>
+      <w:r>
+        <w:rPr>
+          <w:rStyle w:val="NormalTok"/>
+        </w:rPr>
+        <w:t xml:space="preserve"> </w:t>
+      </w:r>
+      <w:r>
+        <w:rPr>
+          <w:rStyle w:val="StringTok"/>
+        </w:rPr>
+        <w:t xml:space="preserve">"Revisión anual"</w:t>
+      </w:r>
+      <w:r>
+        <w:rPr>
+          <w:rStyle w:val="FunctionTok"/>
+        </w:rPr>
+        <w:t xml:space="preserve">,</w:t>
+      </w:r>
+      <w:r>
+        <w:br/>
+      </w:r>
+      <w:r>
+        <w:rPr>
+          <w:rStyle w:val="NormalTok"/>
+        </w:rPr>
+        <w:t xml:space="preserve">  </w:t>
+      </w:r>
+      <w:r>
+        <w:rPr>
+          <w:rStyle w:val="DataTypeTok"/>
+        </w:rPr>
+        <w:t xml:space="preserve">"diagnostico"</w:t>
+      </w:r>
+      <w:r>
+        <w:rPr>
+          <w:rStyle w:val="FunctionTok"/>
+        </w:rPr>
+        <w:t xml:space="preserve">:</w:t>
+      </w:r>
+      <w:r>
+        <w:rPr>
+          <w:rStyle w:val="NormalTok"/>
+        </w:rPr>
+        <w:t xml:space="preserve"> </w:t>
+      </w:r>
+      <w:r>
+        <w:rPr>
+          <w:rStyle w:val="StringTok"/>
+        </w:rPr>
+        <w:t xml:space="preserve">"Sano"</w:t>
+      </w:r>
+      <w:r>
+        <w:rPr>
+          <w:rStyle w:val="FunctionTok"/>
+        </w:rPr>
+        <w:t xml:space="preserve">,</w:t>
+      </w:r>
+      <w:r>
+        <w:br/>
+      </w:r>
+      <w:r>
+        <w:rPr>
+          <w:rStyle w:val="NormalTok"/>
+        </w:rPr>
+        <w:t xml:space="preserve">  </w:t>
+      </w:r>
+      <w:r>
+        <w:rPr>
+          <w:rStyle w:val="DataTypeTok"/>
+        </w:rPr>
+        <w:t xml:space="preserve">"tratamiento"</w:t>
+      </w:r>
+      <w:r>
+        <w:rPr>
+          <w:rStyle w:val="FunctionTok"/>
+        </w:rPr>
+        <w:t xml:space="preserve">:</w:t>
+      </w:r>
+      <w:r>
+        <w:rPr>
+          <w:rStyle w:val="NormalTok"/>
+        </w:rPr>
+        <w:t xml:space="preserve"> </w:t>
+      </w:r>
+      <w:r>
+        <w:rPr>
+          <w:rStyle w:val="StringTok"/>
+        </w:rPr>
+        <w:t xml:space="preserve">"Vacuna de la rabia"</w:t>
+      </w:r>
+      <w:r>
+        <w:rPr>
+          <w:rStyle w:val="FunctionTok"/>
+        </w:rPr>
+        <w:t xml:space="preserve">,</w:t>
+      </w:r>
+      <w:r>
+        <w:br/>
+      </w:r>
+      <w:r>
+        <w:rPr>
+          <w:rStyle w:val="NormalTok"/>
+        </w:rPr>
+        <w:t xml:space="preserve">  </w:t>
+      </w:r>
+      <w:r>
+        <w:rPr>
+          <w:rStyle w:val="DataTypeTok"/>
+        </w:rPr>
+        <w:t xml:space="preserve">"observaciones"</w:t>
+      </w:r>
+      <w:r>
+        <w:rPr>
+          <w:rStyle w:val="FunctionTok"/>
+        </w:rPr>
+        <w:t xml:space="preserve">:</w:t>
+      </w:r>
+      <w:r>
+        <w:rPr>
+          <w:rStyle w:val="NormalTok"/>
+        </w:rPr>
+        <w:t xml:space="preserve"> </w:t>
+      </w:r>
+      <w:r>
+        <w:rPr>
+          <w:rStyle w:val="StringTok"/>
+        </w:rPr>
+        <w:t xml:space="preserve">"Próxima revisión en un año"</w:t>
+      </w:r>
+      <w:r>
+        <w:br/>
+      </w:r>
+      <w:r>
+        <w:rPr>
+          <w:rStyle w:val="FunctionTok"/>
+        </w:rPr>
+        <w:t xml:space="preserve">}</w:t>
+      </w:r>
+    </w:p>
+    <w:p>
+      <w:pPr>
+        <w:pStyle w:val="FirstParagraph"/>
+      </w:pPr>
+      <w:r>
+        <w:rPr>
+          <w:rStyle w:val="VerbatimChar"/>
+        </w:rPr>
+        <w:t xml:space="preserve">BM_API_KEY=… BM_FIRMA=… pnpm --filter @barkandmeow/api registro &lt;registro.json&gt;</w:t>
+      </w:r>
+      <w:r>
+        <w:t xml:space="preserve"> </w:t>
+      </w:r>
+      <w:r>
+        <w:t xml:space="preserve">hace de software de gestión: valida el registro, lo firma, lo sella y lo envía. Solo usa primitivas que cualquier libsodium tiene (</w:t>
+      </w:r>
+      <w:r>
+        <w:rPr>
+          <w:rStyle w:val="VerbatimChar"/>
+        </w:rPr>
+        <w:t xml:space="preserve">crypto_sign_detached</w:t>
+      </w:r>
+      <w:r>
+        <w:t xml:space="preserve">,</w:t>
+      </w:r>
+      <w:r>
+        <w:t xml:space="preserve"> </w:t>
+      </w:r>
+      <w:r>
+        <w:rPr>
+          <w:rStyle w:val="VerbatimChar"/>
+        </w:rPr>
+        <w:t xml:space="preserve">crypto_box_seal</w:t>
+      </w:r>
+      <w:r>
+        <w:t xml:space="preserve">), y sirve de referencia para quien lo integre.</w:t>
+      </w:r>
+    </w:p>
+    <w:bookmarkEnd w:id="13"/>
+    <w:bookmarkStart w:id="14" w:name="modelo-de-datos-clínicos-e-idiomas"/>
     <w:p>
       <w:pPr>
         <w:pStyle w:val="Heading2"/>
       </w:pPr>
       <w:r>
-        <w:t xml:space="preserve">Especies que viajan y cómo se identifican</w:t>
+        <w:t xml:space="preserve">Modelo de datos clínicos e idiomas</w:t>
       </w:r>
     </w:p>
     <w:p>
@@ -5250,123 +5892,7 @@
         <w:pStyle w:val="FirstParagraph"/>
       </w:pPr>
       <w:r>
-        <w:rPr>
-          <w:b/>
-          <w:bCs/>
-        </w:rPr>
-        <w:t xml:space="preserve">Qué especies.</w:t>
-      </w:r>
-      <w:r>
-        <w:t xml:space="preserve"> </w:t>
-      </w:r>
-      <w:r>
-        <w:t xml:space="preserve">El Reglamento (UE) 576/2013 separa dos grupos, y la ficha tiene que cubrir los dos:</w:t>
-      </w:r>
-    </w:p>
-    <w:p>
-      <w:pPr>
-        <w:pStyle w:val="Compact"/>
-        <w:numPr>
-          <w:ilvl w:val="0"/>
-          <w:numId w:val="1013"/>
-        </w:numPr>
-      </w:pPr>
-      <w:r>
-        <w:rPr>
-          <w:b/>
-          <w:bCs/>
-        </w:rPr>
-        <w:t xml:space="preserve">Anexo I Parte A:</w:t>
-      </w:r>
-      <w:r>
-        <w:t xml:space="preserve"> </w:t>
-      </w:r>
-      <w:r>
-        <w:t xml:space="preserve">perro, gato y hurón. Microchip ISO obligatorio, pasaporte europeo y vacuna antirrábica vigente. Es el grupo con reglas armonizadas y el que la sección de viaje cubre a fondo.</w:t>
-      </w:r>
-    </w:p>
-    <w:p>
-      <w:pPr>
-        <w:pStyle w:val="Compact"/>
-        <w:numPr>
-          <w:ilvl w:val="0"/>
-          <w:numId w:val="1013"/>
-        </w:numPr>
-      </w:pPr>
-      <w:r>
-        <w:rPr>
-          <w:b/>
-          <w:bCs/>
-        </w:rPr>
-        <w:t xml:space="preserve">Anexo I Parte B:</w:t>
-      </w:r>
-      <w:r>
-        <w:t xml:space="preserve"> </w:t>
-      </w:r>
-      <w:r>
-        <w:t xml:space="preserve">aves distintas de las de corral, conejos y roedores domésticos, reptiles, anfibios, invertebrados (salvo abejas, abejorros, moluscos y crustáceos) y peces ornamentales. Sin reglas europeas armonizadas: manda el país de destino y, encima, lo que acepte la aerolínea.</w:t>
-      </w:r>
-    </w:p>
-    <w:p>
-      <w:pPr>
-        <w:pStyle w:val="FirstParagraph"/>
-      </w:pPr>
-      <w:r>
-        <w:t xml:space="preserve">El catálogo de especies de</w:t>
-      </w:r>
-      <w:r>
-        <w:t xml:space="preserve"> </w:t>
-      </w:r>
-      <w:r>
-        <w:rPr>
-          <w:rStyle w:val="VerbatimChar"/>
-        </w:rPr>
-        <w:t xml:space="preserve">packages/schema</w:t>
-      </w:r>
-      <w:r>
-        <w:t xml:space="preserve"> </w:t>
-      </w:r>
-      <w:r>
-        <w:t xml:space="preserve">cubre ambos grupos y marca cada uno con su régimen, porque el checklist de viaje que se le enseña al dueño no es el mismo. Una ficha solo de perros y gatos deja fuera a buena parte de lo que sube a un avión.</w:t>
-      </w:r>
-    </w:p>
-    <w:p>
-      <w:pPr>
-        <w:pStyle w:val="BodyText"/>
-      </w:pPr>
-      <w:r>
-        <w:rPr>
-          <w:b/>
-          <w:bCs/>
-        </w:rPr>
-        <w:t xml:space="preserve">No todo lo que vuela lleva chip.</w:t>
-      </w:r>
-      <w:r>
-        <w:t xml:space="preserve"> </w:t>
-      </w:r>
-      <w:r>
-        <w:t xml:space="preserve">Este es el punto que cambia el modelo de datos. El microchip ISO solo es obligatorio en la Parte A. Un ave suele llevar anilla cerrada, un reptil puede no llevar nada y un conejo puede ir chipado o no. Si la identidad del animal fuera «el número de chip», la mitad de las especies que caben en un avión no tendrían ficha posible.</w:t>
-      </w:r>
-    </w:p>
-    <w:p>
-      <w:pPr>
-        <w:pStyle w:val="BodyText"/>
-      </w:pPr>
-      <w:r>
-        <w:t xml:space="preserve">Por eso el animal se identifica con una</w:t>
-      </w:r>
-      <w:r>
-        <w:t xml:space="preserve"> </w:t>
-      </w:r>
-      <w:r>
-        <w:rPr>
-          <w:b/>
-          <w:bCs/>
-        </w:rPr>
-        <w:t xml:space="preserve">lista de identificadores</w:t>
-      </w:r>
-      <w:r>
-        <w:t xml:space="preserve">, no con un campo único:</w:t>
+        <w:t xml:space="preserve">Todo lo que un veterinario necesita en una urgencia se guarda como dato estructurado con código, no como texto libre. Así la web lo muestra traducido al idioma del navegador y se evitan malentendidos entre países.</w:t>
       </w:r>
     </w:p>
     <w:tbl>
@@ -5392,29 +5918,29 @@
               <w:pStyle w:val="Compact"/>
             </w:pPr>
             <w:r>
-              <w:t xml:space="preserve">Tipo</w:t>
-            </w:r>
-          </w:p>
-        </w:tc>
-        <w:tc>
-          <w:tcPr/>
-          <w:p>
-            <w:pPr>
-              <w:pStyle w:val="Compact"/>
-            </w:pPr>
-            <w:r>
-              <w:t xml:space="preserve">Formato</w:t>
-            </w:r>
-          </w:p>
-        </w:tc>
-        <w:tc>
-          <w:tcPr/>
-          <w:p>
-            <w:pPr>
-              <w:pStyle w:val="Compact"/>
-            </w:pPr>
-            <w:r>
-              <w:t xml:space="preserve">Quién lo lee</w:t>
+              <w:t xml:space="preserve">Entidad</w:t>
+            </w:r>
+          </w:p>
+        </w:tc>
+        <w:tc>
+          <w:tcPr/>
+          <w:p>
+            <w:pPr>
+              <w:pStyle w:val="Compact"/>
+            </w:pPr>
+            <w:r>
+              <w:t xml:space="preserve">Campos clave</w:t>
+            </w:r>
+          </w:p>
+        </w:tc>
+        <w:tc>
+          <w:tcPr/>
+          <w:p>
+            <w:pPr>
+              <w:pStyle w:val="Compact"/>
+            </w:pPr>
+            <w:r>
+              <w:t xml:space="preserve">Codificación</w:t>
             </w:r>
           </w:p>
         </w:tc>
@@ -5427,32 +5953,39 @@
               <w:pStyle w:val="Compact"/>
             </w:pPr>
             <w:r>
+              <w:t xml:space="preserve">Animal</w:t>
+            </w:r>
+          </w:p>
+        </w:tc>
+        <w:tc>
+          <w:tcPr/>
+          <w:p>
+            <w:pPr>
+              <w:pStyle w:val="Compact"/>
+            </w:pPr>
+            <w:r>
+              <w:t xml:space="preserve">Especie, raza, sexo, esterilizado, fecha de nacimiento, peso,</w:t>
+            </w:r>
+            <w:r>
+              <w:t xml:space="preserve"> </w:t>
+            </w:r>
+            <w:r>
               <w:rPr>
-                <w:rStyle w:val="VerbatimChar"/>
+                <w:b/>
+                <w:bCs/>
               </w:rPr>
-              <w:t xml:space="preserve">iso</w:t>
-            </w:r>
-          </w:p>
-        </w:tc>
-        <w:tc>
-          <w:tcPr/>
-          <w:p>
-            <w:pPr>
-              <w:pStyle w:val="Compact"/>
-            </w:pPr>
-            <w:r>
-              <w:t xml:space="preserve">15 dígitos ISO 11784/11785</w:t>
-            </w:r>
-          </w:p>
-        </w:tc>
-        <w:tc>
-          <w:tcPr/>
-          <w:p>
-            <w:pPr>
-              <w:pStyle w:val="Compact"/>
-            </w:pPr>
-            <w:r>
-              <w:t xml:space="preserve">Lector veterinario a 134,2 kHz</w:t>
+              <w:t xml:space="preserve">lista de identificadores</w:t>
+            </w:r>
+          </w:p>
+        </w:tc>
+        <w:tc>
+          <w:tcPr/>
+          <w:p>
+            <w:pPr>
+              <w:pStyle w:val="Compact"/>
+            </w:pPr>
+            <w:r>
+              <w:t xml:space="preserve">Especie y raza con catálogo propio</w:t>
             </w:r>
           </w:p>
         </w:tc>
@@ -5465,41 +5998,29 @@
               <w:pStyle w:val="Compact"/>
             </w:pPr>
             <w:r>
-              <w:rPr>
-                <w:rStyle w:val="VerbatimChar"/>
-              </w:rPr>
-              <w:t xml:space="preserve">nonISO</w:t>
-            </w:r>
-          </w:p>
-        </w:tc>
-        <w:tc>
-          <w:tcPr/>
-          <w:p>
-            <w:pPr>
-              <w:pStyle w:val="Compact"/>
-            </w:pPr>
-            <w:r>
-              <w:t xml:space="preserve">9 o 10 caracteres, con prefijo</w:t>
-            </w:r>
-            <w:r>
-              <w:t xml:space="preserve"> </w:t>
-            </w:r>
-            <w:r>
-              <w:rPr>
-                <w:rStyle w:val="VerbatimChar"/>
-              </w:rPr>
-              <w:t xml:space="preserve">nonISO:</w:t>
-            </w:r>
-          </w:p>
-        </w:tc>
-        <w:tc>
-          <w:tcPr/>
-          <w:p>
-            <w:pPr>
-              <w:pStyle w:val="Compact"/>
-            </w:pPr>
-            <w:r>
-              <w:t xml:space="preserve">Lector multifrecuencia</w:t>
+              <w:t xml:space="preserve">Alergia</w:t>
+            </w:r>
+          </w:p>
+        </w:tc>
+        <w:tc>
+          <w:tcPr/>
+          <w:p>
+            <w:pPr>
+              <w:pStyle w:val="Compact"/>
+            </w:pPr>
+            <w:r>
+              <w:t xml:space="preserve">Sustancia, reacción, gravedad</w:t>
+            </w:r>
+          </w:p>
+        </w:tc>
+        <w:tc>
+          <w:tcPr/>
+          <w:p>
+            <w:pPr>
+              <w:pStyle w:val="Compact"/>
+            </w:pPr>
+            <w:r>
+              <w:t xml:space="preserve">Principio activo (código ATCvet)</w:t>
             </w:r>
           </w:p>
         </w:tc>
@@ -5512,32 +6033,29 @@
               <w:pStyle w:val="Compact"/>
             </w:pPr>
             <w:r>
-              <w:rPr>
-                <w:rStyle w:val="VerbatimChar"/>
-              </w:rPr>
-              <w:t xml:space="preserve">ring</w:t>
-            </w:r>
-          </w:p>
-        </w:tc>
-        <w:tc>
-          <w:tcPr/>
-          <w:p>
-            <w:pPr>
-              <w:pStyle w:val="Compact"/>
-            </w:pPr>
-            <w:r>
-              <w:t xml:space="preserve">Anilla cerrada de ave, código grabado</w:t>
-            </w:r>
-          </w:p>
-        </w:tc>
-        <w:tc>
-          <w:tcPr/>
-          <w:p>
-            <w:pPr>
-              <w:pStyle w:val="Compact"/>
-            </w:pPr>
-            <w:r>
-              <w:t xml:space="preserve">A simple vista</w:t>
+              <w:t xml:space="preserve">Enfermedad</w:t>
+            </w:r>
+          </w:p>
+        </w:tc>
+        <w:tc>
+          <w:tcPr/>
+          <w:p>
+            <w:pPr>
+              <w:pStyle w:val="Compact"/>
+            </w:pPr>
+            <w:r>
+              <w:t xml:space="preserve">Diagnóstico, desde cuándo, estado</w:t>
+            </w:r>
+          </w:p>
+        </w:tc>
+        <w:tc>
+          <w:tcPr/>
+          <w:p>
+            <w:pPr>
+              <w:pStyle w:val="Compact"/>
+            </w:pPr>
+            <w:r>
+              <w:t xml:space="preserve">Terminología veterinaria VeNom</w:t>
             </w:r>
           </w:p>
         </w:tc>
@@ -5550,32 +6068,29 @@
               <w:pStyle w:val="Compact"/>
             </w:pPr>
             <w:r>
-              <w:rPr>
-                <w:rStyle w:val="VerbatimChar"/>
-              </w:rPr>
-              <w:t xml:space="preserve">tattoo</w:t>
-            </w:r>
-          </w:p>
-        </w:tc>
-        <w:tc>
-          <w:tcPr/>
-          <w:p>
-            <w:pPr>
-              <w:pStyle w:val="Compact"/>
-            </w:pPr>
-            <w:r>
-              <w:t xml:space="preserve">Tatuaje, código y ubicación</w:t>
-            </w:r>
-          </w:p>
-        </w:tc>
-        <w:tc>
-          <w:tcPr/>
-          <w:p>
-            <w:pPr>
-              <w:pStyle w:val="Compact"/>
-            </w:pPr>
-            <w:r>
-              <w:t xml:space="preserve">A simple vista</w:t>
+              <w:t xml:space="preserve">Medicación</w:t>
+            </w:r>
+          </w:p>
+        </w:tc>
+        <w:tc>
+          <w:tcPr/>
+          <w:p>
+            <w:pPr>
+              <w:pStyle w:val="Compact"/>
+            </w:pPr>
+            <w:r>
+              <w:t xml:space="preserve">Principio activo, dosis, pauta, desde, hasta</w:t>
+            </w:r>
+          </w:p>
+        </w:tc>
+        <w:tc>
+          <w:tcPr/>
+          <w:p>
+            <w:pPr>
+              <w:pStyle w:val="Compact"/>
+            </w:pPr>
+            <w:r>
+              <w:t xml:space="preserve">ATCvet + dosis en mg/kg</w:t>
             </w:r>
           </w:p>
         </w:tc>
@@ -5588,32 +6103,99 @@
               <w:pStyle w:val="Compact"/>
             </w:pPr>
             <w:r>
-              <w:rPr>
-                <w:rStyle w:val="VerbatimChar"/>
-              </w:rPr>
-              <w:t xml:space="preserve">none</w:t>
-            </w:r>
-          </w:p>
-        </w:tc>
-        <w:tc>
-          <w:tcPr/>
-          <w:p>
-            <w:pPr>
-              <w:pStyle w:val="Compact"/>
-            </w:pPr>
-            <w:r>
-              <w:t xml:space="preserve">Sin identificador permanente</w:t>
-            </w:r>
-          </w:p>
-        </w:tc>
-        <w:tc>
-          <w:tcPr/>
-          <w:p>
-            <w:pPr>
-              <w:pStyle w:val="Compact"/>
-            </w:pPr>
-            <w:r>
-              <w:t xml:space="preserve">—</w:t>
+              <w:t xml:space="preserve">Vacuna</w:t>
+            </w:r>
+          </w:p>
+        </w:tc>
+        <w:tc>
+          <w:tcPr/>
+          <w:p>
+            <w:pPr>
+              <w:pStyle w:val="Compact"/>
+            </w:pPr>
+            <w:r>
+              <w:t xml:space="preserve">Enfermedad, producto, lote, fecha, validez</w:t>
+            </w:r>
+          </w:p>
+        </w:tc>
+        <w:tc>
+          <w:tcPr/>
+          <w:p>
+            <w:pPr>
+              <w:pStyle w:val="Compact"/>
+            </w:pPr>
+            <w:r>
+              <w:t xml:space="preserve">Catálogo de enfermedades; rabia destacada</w:t>
+            </w:r>
+          </w:p>
+        </w:tc>
+      </w:tr>
+      <w:tr>
+        <w:tc>
+          <w:tcPr/>
+          <w:p>
+            <w:pPr>
+              <w:pStyle w:val="Compact"/>
+            </w:pPr>
+            <w:r>
+              <w:t xml:space="preserve">Visita</w:t>
+            </w:r>
+          </w:p>
+        </w:tc>
+        <w:tc>
+          <w:tcPr/>
+          <w:p>
+            <w:pPr>
+              <w:pStyle w:val="Compact"/>
+            </w:pPr>
+            <w:r>
+              <w:t xml:space="preserve">Fecha, clínica, país, motivo, diagnóstico, tratamiento, nota libre</w:t>
+            </w:r>
+          </w:p>
+        </w:tc>
+        <w:tc>
+          <w:tcPr/>
+          <w:p>
+            <w:pPr>
+              <w:pStyle w:val="Compact"/>
+            </w:pPr>
+            <w:r>
+              <w:t xml:space="preserve">VeNom + texto libre</w:t>
+            </w:r>
+          </w:p>
+        </w:tc>
+      </w:tr>
+      <w:tr>
+        <w:tc>
+          <w:tcPr/>
+          <w:p>
+            <w:pPr>
+              <w:pStyle w:val="Compact"/>
+            </w:pPr>
+            <w:r>
+              <w:t xml:space="preserve">Documento</w:t>
+            </w:r>
+          </w:p>
+        </w:tc>
+        <w:tc>
+          <w:tcPr/>
+          <w:p>
+            <w:pPr>
+              <w:pStyle w:val="Compact"/>
+            </w:pPr>
+            <w:r>
+              <w:t xml:space="preserve">Tipo, fecha, archivo original, hash SHA-256</w:t>
+            </w:r>
+          </w:p>
+        </w:tc>
+        <w:tc>
+          <w:tcPr/>
+          <w:p>
+            <w:pPr>
+              <w:pStyle w:val="Compact"/>
+            </w:pPr>
+            <w:r>
+              <w:t xml:space="preserve">PDF o imagen</w:t>
             </w:r>
           </w:p>
         </w:tc>
@@ -5624,47 +6206,190 @@
         <w:pStyle w:val="BodyText"/>
       </w:pPr>
       <w:r>
-        <w:t xml:space="preserve">Un animal puede llevar varios a la vez (un chip nuevo y un tatuaje antiguo) y la búsqueda funciona por cualquiera de ellos. Un animal con</w:t>
-      </w:r>
-      <w:r>
-        <w:t xml:space="preserve"> </w:t>
-      </w:r>
-      <w:r>
-        <w:rPr>
-          <w:rStyle w:val="VerbatimChar"/>
-        </w:rPr>
-        <w:t xml:space="preserve">none</w:t>
-      </w:r>
-      <w:r>
-        <w:t xml:space="preserve"> </w:t>
-      </w:r>
+        <w:t xml:space="preserve">Reglas:</w:t>
+      </w:r>
+    </w:p>
+    <w:p>
+      <w:pPr>
+        <w:pStyle w:val="Compact"/>
+        <w:numPr>
+          <w:ilvl w:val="0"/>
+          <w:numId w:val="1013"/>
+        </w:numPr>
+      </w:pPr>
       <w:r>
         <w:rPr>
           <w:b/>
           <w:bCs/>
         </w:rPr>
-        <w:t xml:space="preserve">no se puede localizar por nivel 0</w:t>
-      </w:r>
-      <w:r>
-        <w:t xml:space="preserve">: solo se llega a su ficha por la placa del collar o por el QR del dueño, y la app se lo advierte al crear la ficha en lugar de dejar que lo descubra en una urgencia.</w:t>
-      </w:r>
-    </w:p>
-    <w:p>
-      <w:pPr>
-        <w:pStyle w:val="BodyText"/>
+        <w:t xml:space="preserve">Medicamentos por principio activo.</w:t>
+      </w:r>
+      <w:r>
+        <w:t xml:space="preserve"> </w:t>
+      </w:r>
+      <w:r>
+        <w:t xml:space="preserve">Las marcas comerciales cambian de un país a otro; el principio activo no.</w:t>
+      </w:r>
+    </w:p>
+    <w:p>
+      <w:pPr>
+        <w:pStyle w:val="Compact"/>
+        <w:numPr>
+          <w:ilvl w:val="0"/>
+          <w:numId w:val="1013"/>
+        </w:numPr>
       </w:pPr>
       <w:r>
         <w:rPr>
           <w:b/>
           <w:bCs/>
         </w:rPr>
-        <w:t xml:space="preserve">Alcance de la búsqueda: federación, no censo propio.</w:t>
-      </w:r>
-      <w:r>
-        <w:t xml:space="preserve"> </w:t>
-      </w:r>
-      <w:r>
-        <w:t xml:space="preserve">Bark &amp; Meow no tiene, ni puede tener, una base con todos los chips. Esos datos están repartidos entre registros nacionales y autonómicos (RIAC, REIAC, Europetnet) y plataformas privadas; son datos personales, ninguno los cede en bloque y acumularlos no tendría base legal. Lo que sí da alcance universal es la búsqueda federada que este documento ya define: la clínica pregunta una vez y la consulta llega a todos los nodos conectados.</w:t>
+        <w:t xml:space="preserve">Texto libre sin traducir automáticamente.</w:t>
+      </w:r>
+      <w:r>
+        <w:t xml:space="preserve"> </w:t>
+      </w:r>
+      <w:r>
+        <w:t xml:space="preserve">Las notas se muestran en su idioma original con un aviso. Una traducción automática opcional, marcada como tal, se hace en el navegador del lector.</w:t>
+      </w:r>
+    </w:p>
+    <w:p>
+      <w:pPr>
+        <w:pStyle w:val="Compact"/>
+        <w:numPr>
+          <w:ilvl w:val="0"/>
+          <w:numId w:val="1013"/>
+        </w:numPr>
+      </w:pPr>
+      <w:r>
+        <w:rPr>
+          <w:b/>
+          <w:bCs/>
+        </w:rPr>
+        <w:t xml:space="preserve">Procedencia de cada dato.</w:t>
+      </w:r>
+      <w:r>
+        <w:t xml:space="preserve"> </w:t>
+      </w:r>
+      <w:r>
+        <w:t xml:space="preserve">Cada registro indica si lo introdujo el dueño, si viene de un documento de clínica (con el documento enlazado) o si lo escribió un veterinario desde la web.</w:t>
+      </w:r>
+    </w:p>
+    <w:p>
+      <w:pPr>
+        <w:pStyle w:val="Compact"/>
+        <w:numPr>
+          <w:ilvl w:val="0"/>
+          <w:numId w:val="1013"/>
+        </w:numPr>
+      </w:pPr>
+      <w:r>
+        <w:rPr>
+          <w:b/>
+          <w:bCs/>
+        </w:rPr>
+        <w:t xml:space="preserve">Importación de informes.</w:t>
+      </w:r>
+      <w:r>
+        <w:t xml:space="preserve"> </w:t>
+      </w:r>
+      <w:r>
+        <w:t xml:space="preserve">El dueño fotografía o sube el PDF de su clínica; el OCR en el móvil propone los campos y el dueño los confirma antes de guardarlos.</w:t>
+      </w:r>
+    </w:p>
+    <w:bookmarkEnd w:id="14"/>
+    <w:bookmarkStart w:id="15" w:name="X79df4284571602c281e8829236b339f244de609"/>
+    <w:p>
+      <w:pPr>
+        <w:pStyle w:val="Heading2"/>
+      </w:pPr>
+      <w:r>
+        <w:t xml:space="preserve">Especies que viajan y cómo se identifican</w:t>
+      </w:r>
+    </w:p>
+    <w:p>
+      <w:pPr>
+        <w:pStyle w:val="FirstParagraph"/>
+      </w:pPr>
+      <w:r>
+        <w:rPr>
+          <w:b/>
+          <w:bCs/>
+        </w:rPr>
+        <w:t xml:space="preserve">Qué especies.</w:t>
+      </w:r>
+      <w:r>
+        <w:t xml:space="preserve"> </w:t>
+      </w:r>
+      <w:r>
+        <w:t xml:space="preserve">El Reglamento (UE) 576/2013 separa dos grupos, y la ficha tiene que cubrir los dos. Desde el 22/04/2026 lo sustituye, para los movimientos sin fines comerciales, el Reglamento Delegado (UE) 2026/131, con los mismos grupos y requisitos:</w:t>
+      </w:r>
+    </w:p>
+    <w:p>
+      <w:pPr>
+        <w:pStyle w:val="Compact"/>
+        <w:numPr>
+          <w:ilvl w:val="0"/>
+          <w:numId w:val="1014"/>
+        </w:numPr>
+      </w:pPr>
+      <w:r>
+        <w:rPr>
+          <w:b/>
+          <w:bCs/>
+        </w:rPr>
+        <w:t xml:space="preserve">Anexo I Parte A:</w:t>
+      </w:r>
+      <w:r>
+        <w:t xml:space="preserve"> </w:t>
+      </w:r>
+      <w:r>
+        <w:t xml:space="preserve">perro, gato y hurón. Microchip ISO obligatorio, pasaporte europeo y vacuna antirrábica vigente. Es el grupo con reglas armonizadas y el que la sección de viaje cubre a fondo.</w:t>
+      </w:r>
+    </w:p>
+    <w:p>
+      <w:pPr>
+        <w:pStyle w:val="Compact"/>
+        <w:numPr>
+          <w:ilvl w:val="0"/>
+          <w:numId w:val="1014"/>
+        </w:numPr>
+      </w:pPr>
+      <w:r>
+        <w:rPr>
+          <w:b/>
+          <w:bCs/>
+        </w:rPr>
+        <w:t xml:space="preserve">Anexo I Parte B:</w:t>
+      </w:r>
+      <w:r>
+        <w:t xml:space="preserve"> </w:t>
+      </w:r>
+      <w:r>
+        <w:t xml:space="preserve">aves distintas de las de corral, conejos y roedores domésticos, reptiles, anfibios, invertebrados (salvo abejas, abejorros, moluscos y crustáceos) y peces ornamentales. Sin reglas europeas armonizadas: manda el país de destino y, encima, lo que acepte la aerolínea.</w:t>
+      </w:r>
+    </w:p>
+    <w:p>
+      <w:pPr>
+        <w:pStyle w:val="FirstParagraph"/>
+      </w:pPr>
+      <w:r>
+        <w:t xml:space="preserve">El catálogo de especies de</w:t>
+      </w:r>
+      <w:r>
+        <w:t xml:space="preserve"> </w:t>
+      </w:r>
+      <w:r>
+        <w:rPr>
+          <w:rStyle w:val="VerbatimChar"/>
+        </w:rPr>
+        <w:t xml:space="preserve">packages/schema</w:t>
+      </w:r>
+      <w:r>
+        <w:t xml:space="preserve"> </w:t>
+      </w:r>
+      <w:r>
+        <w:t xml:space="preserve">cubre ambos grupos y marca cada uno con su régimen, porque el checklist de viaje que se le enseña al dueño no es el mismo. Una ficha solo de perros y gatos deja fuera a buena parte de lo que sube a un avión.</w:t>
       </w:r>
     </w:p>
     <w:p>
@@ -5672,168 +6397,38 @@
         <w:pStyle w:val="BodyText"/>
       </w:pPr>
       <w:r>
-        <w:t xml:space="preserve">El resultado que ve la clínica tiene cuatro formas, y ninguna le entrega datos por el hecho de buscar:</w:t>
-      </w:r>
-    </w:p>
-    <w:tbl>
-      <w:tblPr>
-        <w:tblStyle w:val="Table"/>
-        <w:tblW w:type="pct" w:w="5000"/>
-        <w:tblLayout w:type="fixed"/>
-        <w:tblLook w:firstRow="1" w:lastRow="0" w:firstColumn="0" w:lastColumn="0" w:noHBand="0" w:noVBand="0" w:val="0020"/>
-      </w:tblPr>
-      <w:tblGrid>
-        <w:gridCol w:w="3960"/>
-        <w:gridCol w:w="3960"/>
-      </w:tblGrid>
-      <w:tr>
-        <w:trPr>
-          <w:tblHeader w:val="on"/>
-        </w:trPr>
-        <w:tc>
-          <w:tcPr/>
-          <w:p>
-            <w:pPr>
-              <w:pStyle w:val="Compact"/>
-            </w:pPr>
-            <w:r>
-              <w:t xml:space="preserve">Resultado</w:t>
-            </w:r>
-          </w:p>
-        </w:tc>
-        <w:tc>
-          <w:tcPr/>
-          <w:p>
-            <w:pPr>
-              <w:pStyle w:val="Compact"/>
-            </w:pPr>
-            <w:r>
-              <w:t xml:space="preserve">Qué puede hacer la clínica</w:t>
-            </w:r>
-          </w:p>
-        </w:tc>
-      </w:tr>
-      <w:tr>
-        <w:tc>
-          <w:tcPr/>
-          <w:p>
-            <w:pPr>
-              <w:pStyle w:val="Compact"/>
-            </w:pPr>
-            <w:r>
-              <w:t xml:space="preserve">Ficha en Bark &amp; Meow</w:t>
-            </w:r>
-          </w:p>
-        </w:tc>
-        <w:tc>
-          <w:tcPr/>
-          <w:p>
-            <w:pPr>
-              <w:pStyle w:val="Compact"/>
-            </w:pPr>
-            <w:r>
-              <w:t xml:space="preserve">Pedir el alta de nivel 3 y esperar la aprobación del dueño</w:t>
-            </w:r>
-          </w:p>
-        </w:tc>
-      </w:tr>
-      <w:tr>
-        <w:tc>
-          <w:tcPr/>
-          <w:p>
-            <w:pPr>
-              <w:pStyle w:val="Compact"/>
-            </w:pPr>
-            <w:r>
-              <w:t xml:space="preserve">Ficha en otra plataforma conectada</w:t>
-            </w:r>
-          </w:p>
-        </w:tc>
-        <w:tc>
-          <w:tcPr/>
-          <w:p>
-            <w:pPr>
-              <w:pStyle w:val="Compact"/>
-            </w:pPr>
-            <w:r>
-              <w:t xml:space="preserve">Avisar al dueño a través de ese nodo; el acceso lo concede él, allí</w:t>
-            </w:r>
-          </w:p>
-        </w:tc>
-      </w:tr>
-      <w:tr>
-        <w:tc>
-          <w:tcPr/>
-          <w:p>
-            <w:pPr>
-              <w:pStyle w:val="Compact"/>
-            </w:pPr>
-            <w:r>
-              <w:t xml:space="preserve">Registrado en un registro oficial</w:t>
-            </w:r>
-          </w:p>
-        </w:tc>
-        <w:tc>
-          <w:tcPr/>
-          <w:p>
-            <w:pPr>
-              <w:pStyle w:val="Compact"/>
-            </w:pPr>
-            <w:r>
-              <w:t xml:space="preserve">El registro avisa al titular; Bark &amp; Meow no recibe datos del animal ni del dueño</w:t>
-            </w:r>
-          </w:p>
-        </w:tc>
-      </w:tr>
-      <w:tr>
-        <w:tc>
-          <w:tcPr/>
-          <w:p>
-            <w:pPr>
-              <w:pStyle w:val="Compact"/>
-            </w:pPr>
-            <w:r>
-              <w:t xml:space="preserve">Sin resultado en ningún nodo</w:t>
-            </w:r>
-          </w:p>
-        </w:tc>
-        <w:tc>
-          <w:tcPr/>
-          <w:p>
-            <w:pPr>
-              <w:pStyle w:val="Compact"/>
-            </w:pPr>
-            <w:r>
-              <w:t xml:space="preserve">Ofrecer crear la ficha, si el dueño está presente</w:t>
-            </w:r>
-          </w:p>
-        </w:tc>
-      </w:tr>
-    </w:tbl>
+        <w:rPr>
+          <w:b/>
+          <w:bCs/>
+        </w:rPr>
+        <w:t xml:space="preserve">No todo lo que vuela lleva chip.</w:t>
+      </w:r>
+      <w:r>
+        <w:t xml:space="preserve"> </w:t>
+      </w:r>
+      <w:r>
+        <w:t xml:space="preserve">Este es el punto que cambia el modelo de datos. El microchip ISO solo es obligatorio en la Parte A. Un ave suele llevar anilla cerrada, un reptil puede no llevar nada y un conejo puede ir chipado o no. Si la identidad del animal fuera «el número de chip», la mitad de las especies que caben en un avión no tendrían ficha posible.</w:t>
+      </w:r>
+    </w:p>
     <w:p>
       <w:pPr>
         <w:pStyle w:val="BodyText"/>
       </w:pPr>
       <w:r>
-        <w:t xml:space="preserve">Estar autenticado en el SaaS no cambia nada de esto: la cuenta identifica a la clínica, nunca abre una ficha. La respuesta mantiene el mismo tamaño y el mismo tiempo exista o no la ficha, y el límite por cuenta de clínica se suma al límite por IP, para que tener cuenta no sea una forma cómoda de recorrer números.</w:t>
-      </w:r>
-    </w:p>
-    <w:bookmarkEnd w:id="15"/>
-    <w:bookmarkStart w:id="16" w:name="criptografía-y-privacidad"/>
-    <w:p>
-      <w:pPr>
-        <w:pStyle w:val="Heading2"/>
-      </w:pPr>
-      <w:r>
-        <w:t xml:space="preserve">Criptografía y privacidad</w:t>
-      </w:r>
-    </w:p>
-    <w:p>
-      <w:pPr>
-        <w:pStyle w:val="FirstParagraph"/>
-      </w:pPr>
-      <w:r>
-        <w:t xml:space="preserve">Núcleo criptográfico en Rust compilado a WASM, compartido por la app (vía JSI) y la web del veterinario.</w:t>
+        <w:t xml:space="preserve">Por eso el animal se identifica con una</w:t>
+      </w:r>
+      <w:r>
+        <w:t xml:space="preserve"> </w:t>
+      </w:r>
+      <w:r>
+        <w:rPr>
+          <w:b/>
+          <w:bCs/>
+        </w:rPr>
+        <w:t xml:space="preserve">lista de identificadores</w:t>
+      </w:r>
+      <w:r>
+        <w:t xml:space="preserve">, no con un campo único:</w:t>
       </w:r>
     </w:p>
     <w:tbl>
@@ -5859,29 +6454,29 @@
               <w:pStyle w:val="Compact"/>
             </w:pPr>
             <w:r>
-              <w:t xml:space="preserve">Clave</w:t>
-            </w:r>
-          </w:p>
-        </w:tc>
-        <w:tc>
-          <w:tcPr/>
-          <w:p>
-            <w:pPr>
-              <w:pStyle w:val="Compact"/>
-            </w:pPr>
-            <w:r>
-              <w:t xml:space="preserve">Qué es</w:t>
-            </w:r>
-          </w:p>
-        </w:tc>
-        <w:tc>
-          <w:tcPr/>
-          <w:p>
-            <w:pPr>
-              <w:pStyle w:val="Compact"/>
-            </w:pPr>
-            <w:r>
-              <w:t xml:space="preserve">Dónde vive</w:t>
+              <w:t xml:space="preserve">Tipo</w:t>
+            </w:r>
+          </w:p>
+        </w:tc>
+        <w:tc>
+          <w:tcPr/>
+          <w:p>
+            <w:pPr>
+              <w:pStyle w:val="Compact"/>
+            </w:pPr>
+            <w:r>
+              <w:t xml:space="preserve">Formato</w:t>
+            </w:r>
+          </w:p>
+        </w:tc>
+        <w:tc>
+          <w:tcPr/>
+          <w:p>
+            <w:pPr>
+              <w:pStyle w:val="Compact"/>
+            </w:pPr>
+            <w:r>
+              <w:t xml:space="preserve">Quién lo lee</w:t>
             </w:r>
           </w:p>
         </w:tc>
@@ -5893,74 +6488,33 @@
             <w:pPr>
               <w:pStyle w:val="Compact"/>
             </w:pPr>
-            <w:r>
-              <w:t xml:space="preserve">Clave del dueño</w:t>
-            </w:r>
-          </w:p>
-        </w:tc>
-        <w:tc>
-          <w:tcPr/>
-          <w:p>
-            <w:pPr>
-              <w:pStyle w:val="Compact"/>
-            </w:pPr>
-            <w:r>
-              <w:t xml:space="preserve">Par X25519 + Ed25519</w:t>
-            </w:r>
-          </w:p>
-        </w:tc>
-        <w:tc>
-          <w:tcPr/>
-          <w:p>
-            <w:pPr>
-              <w:pStyle w:val="Compact"/>
-            </w:pPr>
-            <w:r>
-              <w:t xml:space="preserve">Keychain / Keystore del móvil</w:t>
-            </w:r>
-          </w:p>
-        </w:tc>
-      </w:tr>
-      <w:tr>
-        <w:tc>
-          <w:tcPr/>
-          <w:p>
-            <w:pPr>
-              <w:pStyle w:val="Compact"/>
-            </w:pPr>
-            <w:r>
-              <w:t xml:space="preserve">Clave de la ficha</w:t>
-            </w:r>
-            <w:r>
-              <w:t xml:space="preserve"> </w:t>
-            </w:r>
             <w:r>
               <w:rPr>
                 <w:rStyle w:val="VerbatimChar"/>
               </w:rPr>
-              <w:t xml:space="preserve">K</w:t>
-            </w:r>
-          </w:p>
-        </w:tc>
-        <w:tc>
-          <w:tcPr/>
-          <w:p>
-            <w:pPr>
-              <w:pStyle w:val="Compact"/>
-            </w:pPr>
-            <w:r>
-              <w:t xml:space="preserve">Simétrica aleatoria, cifra el historial</w:t>
-            </w:r>
-          </w:p>
-        </w:tc>
-        <w:tc>
-          <w:tcPr/>
-          <w:p>
-            <w:pPr>
-              <w:pStyle w:val="Compact"/>
-            </w:pPr>
-            <w:r>
-              <w:t xml:space="preserve">Envuelta con la clave del dueño</w:t>
+              <w:t xml:space="preserve">iso</w:t>
+            </w:r>
+          </w:p>
+        </w:tc>
+        <w:tc>
+          <w:tcPr/>
+          <w:p>
+            <w:pPr>
+              <w:pStyle w:val="Compact"/>
+            </w:pPr>
+            <w:r>
+              <w:t xml:space="preserve">15 dígitos ISO 11784/11785</w:t>
+            </w:r>
+          </w:p>
+        </w:tc>
+        <w:tc>
+          <w:tcPr/>
+          <w:p>
+            <w:pPr>
+              <w:pStyle w:val="Compact"/>
+            </w:pPr>
+            <w:r>
+              <w:t xml:space="preserve">Lector veterinario a 134,2 kHz</w:t>
             </w:r>
           </w:p>
         </w:tc>
@@ -5972,39 +6526,22 @@
             <w:pPr>
               <w:pStyle w:val="Compact"/>
             </w:pPr>
-            <w:r>
-              <w:t xml:space="preserve">Clave de emergencia</w:t>
-            </w:r>
-            <w:r>
-              <w:t xml:space="preserve"> </w:t>
-            </w:r>
             <w:r>
               <w:rPr>
                 <w:rStyle w:val="VerbatimChar"/>
               </w:rPr>
-              <w:t xml:space="preserve">E</w:t>
-            </w:r>
-          </w:p>
-        </w:tc>
-        <w:tc>
-          <w:tcPr/>
-          <w:p>
-            <w:pPr>
-              <w:pStyle w:val="Compact"/>
-            </w:pPr>
-            <w:r>
-              <w:t xml:space="preserve">Cifra el resumen de nivel 1</w:t>
-            </w:r>
-          </w:p>
-        </w:tc>
-        <w:tc>
-          <w:tcPr/>
-          <w:p>
-            <w:pPr>
-              <w:pStyle w:val="Compact"/>
-            </w:pPr>
-            <w:r>
-              <w:t xml:space="preserve">En el fragmento</w:t>
+              <w:t xml:space="preserve">nonISO</w:t>
+            </w:r>
+          </w:p>
+        </w:tc>
+        <w:tc>
+          <w:tcPr/>
+          <w:p>
+            <w:pPr>
+              <w:pStyle w:val="Compact"/>
+            </w:pPr>
+            <w:r>
+              <w:t xml:space="preserve">9 o 10 caracteres, con prefijo</w:t>
             </w:r>
             <w:r>
               <w:t xml:space="preserve"> </w:t>
@@ -6013,13 +6550,18 @@
               <w:rPr>
                 <w:rStyle w:val="VerbatimChar"/>
               </w:rPr>
-              <w:t xml:space="preserve">#</w:t>
-            </w:r>
-            <w:r>
-              <w:t xml:space="preserve"> </w:t>
-            </w:r>
-            <w:r>
-              <w:t xml:space="preserve">de la URL de la placa</w:t>
+              <w:t xml:space="preserve">nonISO:</w:t>
+            </w:r>
+          </w:p>
+        </w:tc>
+        <w:tc>
+          <w:tcPr/>
+          <w:p>
+            <w:pPr>
+              <w:pStyle w:val="Compact"/>
+            </w:pPr>
+            <w:r>
+              <w:t xml:space="preserve">Lector multifrecuencia</w:t>
             </w:r>
           </w:p>
         </w:tc>
@@ -6031,54 +6573,71 @@
             <w:pPr>
               <w:pStyle w:val="Compact"/>
             </w:pPr>
-            <w:r>
-              <w:t xml:space="preserve">Clave de acceso temporal</w:t>
-            </w:r>
-            <w:r>
-              <w:t xml:space="preserve"> </w:t>
-            </w:r>
             <w:r>
               <w:rPr>
                 <w:rStyle w:val="VerbatimChar"/>
               </w:rPr>
-              <w:t xml:space="preserve">T</w:t>
-            </w:r>
-          </w:p>
-        </w:tc>
-        <w:tc>
-          <w:tcPr/>
-          <w:p>
-            <w:pPr>
-              <w:pStyle w:val="Compact"/>
-            </w:pPr>
-            <w:r>
-              <w:t xml:space="preserve">Cifra una copia del historial</w:t>
-            </w:r>
-          </w:p>
-        </w:tc>
-        <w:tc>
-          <w:tcPr/>
-          <w:p>
-            <w:pPr>
-              <w:pStyle w:val="Compact"/>
-            </w:pPr>
-            <w:r>
-              <w:t xml:space="preserve">En el fragmento</w:t>
-            </w:r>
-            <w:r>
-              <w:t xml:space="preserve"> </w:t>
-            </w:r>
+              <w:t xml:space="preserve">ring</w:t>
+            </w:r>
+          </w:p>
+        </w:tc>
+        <w:tc>
+          <w:tcPr/>
+          <w:p>
+            <w:pPr>
+              <w:pStyle w:val="Compact"/>
+            </w:pPr>
+            <w:r>
+              <w:t xml:space="preserve">Anilla cerrada de ave, código grabado</w:t>
+            </w:r>
+          </w:p>
+        </w:tc>
+        <w:tc>
+          <w:tcPr/>
+          <w:p>
+            <w:pPr>
+              <w:pStyle w:val="Compact"/>
+            </w:pPr>
+            <w:r>
+              <w:t xml:space="preserve">A simple vista</w:t>
+            </w:r>
+          </w:p>
+        </w:tc>
+      </w:tr>
+      <w:tr>
+        <w:tc>
+          <w:tcPr/>
+          <w:p>
+            <w:pPr>
+              <w:pStyle w:val="Compact"/>
+            </w:pPr>
             <w:r>
               <w:rPr>
                 <w:rStyle w:val="VerbatimChar"/>
               </w:rPr>
-              <w:t xml:space="preserve">#</w:t>
-            </w:r>
-            <w:r>
-              <w:t xml:space="preserve"> </w:t>
-            </w:r>
-            <w:r>
-              <w:t xml:space="preserve">del QR temporal</w:t>
+              <w:t xml:space="preserve">tattoo</w:t>
+            </w:r>
+          </w:p>
+        </w:tc>
+        <w:tc>
+          <w:tcPr/>
+          <w:p>
+            <w:pPr>
+              <w:pStyle w:val="Compact"/>
+            </w:pPr>
+            <w:r>
+              <w:t xml:space="preserve">Tatuaje, código y ubicación</w:t>
+            </w:r>
+          </w:p>
+        </w:tc>
+        <w:tc>
+          <w:tcPr/>
+          <w:p>
+            <w:pPr>
+              <w:pStyle w:val="Compact"/>
+            </w:pPr>
+            <w:r>
+              <w:t xml:space="preserve">A simple vista</w:t>
             </w:r>
           </w:p>
         </w:tc>
@@ -6090,45 +6649,33 @@
             <w:pPr>
               <w:pStyle w:val="Compact"/>
             </w:pPr>
-            <w:r>
-              <w:t xml:space="preserve">Clave del veterinario habitual</w:t>
-            </w:r>
-          </w:p>
-        </w:tc>
-        <w:tc>
-          <w:tcPr/>
-          <w:p>
-            <w:pPr>
-              <w:pStyle w:val="Compact"/>
-            </w:pPr>
-            <w:r>
-              <w:t xml:space="preserve">Par X25519 de su navegador</w:t>
-            </w:r>
-          </w:p>
-        </w:tc>
-        <w:tc>
-          <w:tcPr/>
-          <w:p>
-            <w:pPr>
-              <w:pStyle w:val="Compact"/>
-            </w:pPr>
-            <w:r>
-              <w:t xml:space="preserve">Recibe</w:t>
-            </w:r>
-            <w:r>
-              <w:t xml:space="preserve"> </w:t>
-            </w:r>
             <w:r>
               <w:rPr>
                 <w:rStyle w:val="VerbatimChar"/>
               </w:rPr>
-              <w:t xml:space="preserve">K</w:t>
-            </w:r>
-            <w:r>
-              <w:t xml:space="preserve"> </w:t>
-            </w:r>
-            <w:r>
-              <w:t xml:space="preserve">envuelta, revocable</w:t>
+              <w:t xml:space="preserve">none</w:t>
+            </w:r>
+          </w:p>
+        </w:tc>
+        <w:tc>
+          <w:tcPr/>
+          <w:p>
+            <w:pPr>
+              <w:pStyle w:val="Compact"/>
+            </w:pPr>
+            <w:r>
+              <w:t xml:space="preserve">Sin identificador permanente</w:t>
+            </w:r>
+          </w:p>
+        </w:tc>
+        <w:tc>
+          <w:tcPr/>
+          <w:p>
+            <w:pPr>
+              <w:pStyle w:val="Compact"/>
+            </w:pPr>
+            <w:r>
+              <w:t xml:space="preserve">—</w:t>
             </w:r>
           </w:p>
         </w:tc>
@@ -6136,38 +6683,10 @@
     </w:tbl>
     <w:p>
       <w:pPr>
-        <w:pStyle w:val="Compact"/>
-        <w:numPr>
-          <w:ilvl w:val="0"/>
-          <w:numId w:val="1014"/>
-        </w:numPr>
-      </w:pPr>
-      <w:r>
-        <w:t xml:space="preserve">Cifrado simétrico: XChaCha20-Poly1305. Documentos grandes en bloques de 1 MB.</w:t>
-      </w:r>
-    </w:p>
-    <w:p>
-      <w:pPr>
-        <w:pStyle w:val="Compact"/>
-        <w:numPr>
-          <w:ilvl w:val="0"/>
-          <w:numId w:val="1014"/>
-        </w:numPr>
-      </w:pPr>
-      <w:r>
-        <w:t xml:space="preserve">Notas del veterinario: sobre sellado X25519 a la clave pública del dueño. El veterinario escribe pero no puede leer el historial fuera de su acceso.</w:t>
-      </w:r>
-    </w:p>
-    <w:p>
-      <w:pPr>
-        <w:pStyle w:val="Compact"/>
-        <w:numPr>
-          <w:ilvl w:val="0"/>
-          <w:numId w:val="1014"/>
-        </w:numPr>
-      </w:pPr>
-      <w:r>
-        <w:t xml:space="preserve">El fragmento</w:t>
+        <w:pStyle w:val="BodyText"/>
+      </w:pPr>
+      <w:r>
+        <w:t xml:space="preserve">Un animal puede llevar varios a la vez (un chip nuevo y un tatuaje antiguo) y la búsqueda funciona por cualquiera de ellos. Un animal con</w:t>
       </w:r>
       <w:r>
         <w:t xml:space="preserve"> </w:t>
@@ -6176,112 +6695,38 @@
         <w:rPr>
           <w:rStyle w:val="VerbatimChar"/>
         </w:rPr>
-        <w:t xml:space="preserve">#</w:t>
-      </w:r>
-      <w:r>
-        <w:t xml:space="preserve"> </w:t>
-      </w:r>
-      <w:r>
-        <w:t xml:space="preserve">de una URL nunca se envía al servidor, así que el servidor guarda bloques que no puede abrir.</w:t>
-      </w:r>
-    </w:p>
-    <w:p>
-      <w:pPr>
-        <w:pStyle w:val="Compact"/>
-        <w:numPr>
-          <w:ilvl w:val="0"/>
-          <w:numId w:val="1014"/>
-        </w:numPr>
-      </w:pPr>
-      <w:r>
-        <w:t xml:space="preserve">Revocar borra la copia cifrada del servidor, pero no lo que el veterinario ya descargó. La app lo dice al compartir.</w:t>
-      </w:r>
-    </w:p>
-    <w:p>
-      <w:pPr>
-        <w:pStyle w:val="FirstParagraph"/>
-      </w:pPr>
+        <w:t xml:space="preserve">none</w:t>
+      </w:r>
+      <w:r>
+        <w:t xml:space="preserve"> </w:t>
+      </w:r>
       <w:r>
         <w:rPr>
           <w:b/>
           <w:bCs/>
         </w:rPr>
-        <w:t xml:space="preserve">Protección del número de chip</w:t>
-      </w:r>
-    </w:p>
-    <w:p>
-      <w:pPr>
-        <w:pStyle w:val="Compact"/>
-        <w:numPr>
-          <w:ilvl w:val="0"/>
-          <w:numId w:val="1015"/>
-        </w:numPr>
-      </w:pPr>
-      <w:r>
-        <w:t xml:space="preserve">El servidor no guarda el número en claro: guarda</w:t>
-      </w:r>
-      <w:r>
-        <w:t xml:space="preserve"> </w:t>
-      </w:r>
-      <w:r>
-        <w:rPr>
-          <w:rStyle w:val="VerbatimChar"/>
-        </w:rPr>
-        <w:t xml:space="preserve">HMAC-SHA256(pepper, chip)</w:t>
-      </w:r>
-      <w:r>
-        <w:t xml:space="preserve">, con el</w:t>
-      </w:r>
-      <w:r>
-        <w:t xml:space="preserve"> </w:t>
-      </w:r>
-      <w:r>
-        <w:rPr>
-          <w:rStyle w:val="VerbatimChar"/>
-        </w:rPr>
-        <w:t xml:space="preserve">pepper</w:t>
-      </w:r>
-      <w:r>
-        <w:t xml:space="preserve"> </w:t>
-      </w:r>
-      <w:r>
-        <w:t xml:space="preserve">en un servicio separado.</w:t>
-      </w:r>
-    </w:p>
-    <w:p>
-      <w:pPr>
-        <w:pStyle w:val="Compact"/>
-        <w:numPr>
-          <w:ilvl w:val="0"/>
-          <w:numId w:val="1015"/>
-        </w:numPr>
-      </w:pPr>
-      <w:r>
-        <w:t xml:space="preserve">Límite de consultas por IP y respuestas de igual tamaño y tiempo exista o no la ficha, para que nadie pueda recorrer números.</w:t>
-      </w:r>
-    </w:p>
-    <w:p>
-      <w:pPr>
-        <w:pStyle w:val="Compact"/>
-        <w:numPr>
-          <w:ilvl w:val="0"/>
-          <w:numId w:val="1015"/>
-        </w:numPr>
-      </w:pPr>
-      <w:r>
-        <w:t xml:space="preserve">Los avisos al dueño van sellados en el navegador del veterinario para la clave pública del dueño y esperan en su bandeja; el aviso push al móvil está pendiente. El nivel 0 nunca muestra el email del dueño, y solo muestra teléfonos si el dueño los publicó en su perfil público (decidido 2026-09-27: el perfil público es visible por placa, por número de chip y dentro de la ficha).</w:t>
-      </w:r>
-    </w:p>
-    <w:p>
-      <w:pPr>
-        <w:pStyle w:val="FirstParagraph"/>
+        <w:t xml:space="preserve">no se puede localizar por nivel 0</w:t>
+      </w:r>
+      <w:r>
+        <w:t xml:space="preserve">: solo se llega a su ficha por la placa del collar o por el QR del dueño, y la app se lo advierte al crear la ficha en lugar de dejar que lo descubra en una urgencia.</w:t>
+      </w:r>
+    </w:p>
+    <w:p>
+      <w:pPr>
+        <w:pStyle w:val="BodyText"/>
       </w:pPr>
       <w:r>
         <w:rPr>
           <w:b/>
           <w:bCs/>
         </w:rPr>
-        <w:t xml:space="preserve">Registro de accesos</w:t>
+        <w:t xml:space="preserve">Alcance de la búsqueda: federación, no censo propio.</w:t>
+      </w:r>
+      <w:r>
+        <w:t xml:space="preserve"> </w:t>
+      </w:r>
+      <w:r>
+        <w:t xml:space="preserve">Bark &amp; Meow no tiene, ni puede tener, una base con todos los chips. Esos datos están repartidos entre registros nacionales y autonómicos (RIAC, REIAC, Europetnet) y plataformas privadas; son datos personales, ninguno los cede en bloque y acumularlos no tendría base legal. Lo que sí da alcance universal es la búsqueda federada que este documento ya define: la clínica pregunta una vez y la consulta llega a todos los nodos conectados.</w:t>
       </w:r>
     </w:p>
     <w:p>
@@ -6289,37 +6734,160 @@
         <w:pStyle w:val="BodyText"/>
       </w:pPr>
       <w:r>
-        <w:t xml:space="preserve">Cada apertura queda firmada con fecha, nivel y país aproximado (derivado de la IP en el momento, sin guardarla) y se envía cifrada al dueño.</w:t>
-      </w:r>
-    </w:p>
+        <w:t xml:space="preserve">El resultado que ve la clínica tiene cuatro formas, y ninguna le entrega datos por el hecho de buscar:</w:t>
+      </w:r>
+    </w:p>
+    <w:tbl>
+      <w:tblPr>
+        <w:tblStyle w:val="Table"/>
+        <w:tblW w:type="pct" w:w="5000"/>
+        <w:tblLayout w:type="fixed"/>
+        <w:tblLook w:firstRow="1" w:lastRow="0" w:firstColumn="0" w:lastColumn="0" w:noHBand="0" w:noVBand="0" w:val="0020"/>
+      </w:tblPr>
+      <w:tblGrid>
+        <w:gridCol w:w="3960"/>
+        <w:gridCol w:w="3960"/>
+      </w:tblGrid>
+      <w:tr>
+        <w:trPr>
+          <w:tblHeader w:val="on"/>
+        </w:trPr>
+        <w:tc>
+          <w:tcPr/>
+          <w:p>
+            <w:pPr>
+              <w:pStyle w:val="Compact"/>
+            </w:pPr>
+            <w:r>
+              <w:t xml:space="preserve">Resultado</w:t>
+            </w:r>
+          </w:p>
+        </w:tc>
+        <w:tc>
+          <w:tcPr/>
+          <w:p>
+            <w:pPr>
+              <w:pStyle w:val="Compact"/>
+            </w:pPr>
+            <w:r>
+              <w:t xml:space="preserve">Qué puede hacer la clínica</w:t>
+            </w:r>
+          </w:p>
+        </w:tc>
+      </w:tr>
+      <w:tr>
+        <w:tc>
+          <w:tcPr/>
+          <w:p>
+            <w:pPr>
+              <w:pStyle w:val="Compact"/>
+            </w:pPr>
+            <w:r>
+              <w:t xml:space="preserve">Ficha en Bark &amp; Meow</w:t>
+            </w:r>
+          </w:p>
+        </w:tc>
+        <w:tc>
+          <w:tcPr/>
+          <w:p>
+            <w:pPr>
+              <w:pStyle w:val="Compact"/>
+            </w:pPr>
+            <w:r>
+              <w:t xml:space="preserve">Pedir el alta de nivel 3 y esperar la aprobación del dueño</w:t>
+            </w:r>
+          </w:p>
+        </w:tc>
+      </w:tr>
+      <w:tr>
+        <w:tc>
+          <w:tcPr/>
+          <w:p>
+            <w:pPr>
+              <w:pStyle w:val="Compact"/>
+            </w:pPr>
+            <w:r>
+              <w:t xml:space="preserve">Ficha en otra plataforma conectada</w:t>
+            </w:r>
+          </w:p>
+        </w:tc>
+        <w:tc>
+          <w:tcPr/>
+          <w:p>
+            <w:pPr>
+              <w:pStyle w:val="Compact"/>
+            </w:pPr>
+            <w:r>
+              <w:t xml:space="preserve">Avisar al dueño a través de ese nodo; el acceso lo concede él, allí</w:t>
+            </w:r>
+          </w:p>
+        </w:tc>
+      </w:tr>
+      <w:tr>
+        <w:tc>
+          <w:tcPr/>
+          <w:p>
+            <w:pPr>
+              <w:pStyle w:val="Compact"/>
+            </w:pPr>
+            <w:r>
+              <w:t xml:space="preserve">Registrado en un registro oficial</w:t>
+            </w:r>
+          </w:p>
+        </w:tc>
+        <w:tc>
+          <w:tcPr/>
+          <w:p>
+            <w:pPr>
+              <w:pStyle w:val="Compact"/>
+            </w:pPr>
+            <w:r>
+              <w:t xml:space="preserve">El registro avisa al titular; Bark &amp; Meow no recibe datos del animal ni del dueño</w:t>
+            </w:r>
+          </w:p>
+        </w:tc>
+      </w:tr>
+      <w:tr>
+        <w:tc>
+          <w:tcPr/>
+          <w:p>
+            <w:pPr>
+              <w:pStyle w:val="Compact"/>
+            </w:pPr>
+            <w:r>
+              <w:t xml:space="preserve">Sin resultado en ningún nodo</w:t>
+            </w:r>
+          </w:p>
+        </w:tc>
+        <w:tc>
+          <w:tcPr/>
+          <w:p>
+            <w:pPr>
+              <w:pStyle w:val="Compact"/>
+            </w:pPr>
+            <w:r>
+              <w:t xml:space="preserve">Ofrecer crear la ficha, si el dueño está presente</w:t>
+            </w:r>
+          </w:p>
+        </w:tc>
+      </w:tr>
+    </w:tbl>
     <w:p>
       <w:pPr>
         <w:pStyle w:val="BodyText"/>
       </w:pPr>
       <w:r>
-        <w:rPr>
-          <w:b/>
-          <w:bCs/>
-        </w:rPr>
-        <w:t xml:space="preserve">Recuperación</w:t>
-      </w:r>
-    </w:p>
-    <w:p>
-      <w:pPr>
-        <w:pStyle w:val="BodyText"/>
-      </w:pPr>
-      <w:r>
-        <w:t xml:space="preserve">Código de recuperación de 24 palabras en papel y, opcionalmente, un segundo dispositivo (por ejemplo, el móvil de otro miembro de la familia) como copia de la clave.</w:t>
-      </w:r>
-    </w:p>
-    <w:bookmarkEnd w:id="16"/>
-    <w:bookmarkStart w:id="17" w:name="interoperabilidad-y-federación"/>
+        <w:t xml:space="preserve">Estar autenticado en el SaaS no cambia nada de esto: la cuenta identifica a la clínica, nunca abre una ficha. La respuesta mantiene el mismo tamaño y el mismo tiempo exista o no la ficha, y el límite por cuenta de clínica se suma al límite por IP, para que tener cuenta no sea una forma cómoda de recorrer números.</w:t>
+      </w:r>
+    </w:p>
+    <w:bookmarkEnd w:id="15"/>
+    <w:bookmarkStart w:id="16" w:name="criptografía-y-privacidad"/>
     <w:p>
       <w:pPr>
         <w:pStyle w:val="Heading2"/>
       </w:pPr>
       <w:r>
-        <w:t xml:space="preserve">Interoperabilidad y federación</w:t>
+        <w:t xml:space="preserve">Criptografía y privacidad</w:t>
       </w:r>
     </w:p>
     <w:p>
@@ -6327,19 +6895,7 @@
         <w:pStyle w:val="FirstParagraph"/>
       </w:pPr>
       <w:r>
-        <w:t xml:space="preserve">Bark &amp; Meow no pretende ser la única base de datos: publica un protocolo abierto para que otras apps, registros de identificación y software de clínicas de cualquier país conecten sus chips. Un veterinario en Lisboa consulta un chip una sola vez y la búsqueda llega a todas las plataformas conectadas, sea cual sea el país de origen del animal. Es el mismo modelo que Europetnet usa para la identidad, aplicado a la salud.</w:t>
-      </w:r>
-    </w:p>
-    <w:p>
-      <w:pPr>
-        <w:pStyle w:val="BodyText"/>
-      </w:pPr>
-      <w:r>
-        <w:rPr>
-          <w:b/>
-          <w:bCs/>
-        </w:rPr>
-        <w:t xml:space="preserve">Quién puede conectarse</w:t>
+        <w:t xml:space="preserve">Núcleo criptográfico en Rust compilado a WASM, compartido por la app (vía JSI) y la web del veterinario.</w:t>
       </w:r>
     </w:p>
     <w:tbl>
@@ -6365,29 +6921,29 @@
               <w:pStyle w:val="Compact"/>
             </w:pPr>
             <w:r>
-              <w:t xml:space="preserve">Tipo de socio</w:t>
-            </w:r>
-          </w:p>
-        </w:tc>
-        <w:tc>
-          <w:tcPr/>
-          <w:p>
-            <w:pPr>
-              <w:pStyle w:val="Compact"/>
-            </w:pPr>
-            <w:r>
-              <w:t xml:space="preserve">Qué aporta</w:t>
-            </w:r>
-          </w:p>
-        </w:tc>
-        <w:tc>
-          <w:tcPr/>
-          <w:p>
-            <w:pPr>
-              <w:pStyle w:val="Compact"/>
-            </w:pPr>
-            <w:r>
-              <w:t xml:space="preserve">Cómo se conecta</w:t>
+              <w:t xml:space="preserve">Clave</w:t>
+            </w:r>
+          </w:p>
+        </w:tc>
+        <w:tc>
+          <w:tcPr/>
+          <w:p>
+            <w:pPr>
+              <w:pStyle w:val="Compact"/>
+            </w:pPr>
+            <w:r>
+              <w:t xml:space="preserve">Qué es</w:t>
+            </w:r>
+          </w:p>
+        </w:tc>
+        <w:tc>
+          <w:tcPr/>
+          <w:p>
+            <w:pPr>
+              <w:pStyle w:val="Compact"/>
+            </w:pPr>
+            <w:r>
+              <w:t xml:space="preserve">Dónde vive</w:t>
             </w:r>
           </w:p>
         </w:tc>
@@ -6400,29 +6956,29 @@
               <w:pStyle w:val="Compact"/>
             </w:pPr>
             <w:r>
-              <w:t xml:space="preserve">Otra app de fichas de mascotas</w:t>
-            </w:r>
-          </w:p>
-        </w:tc>
-        <w:tc>
-          <w:tcPr/>
-          <w:p>
-            <w:pPr>
-              <w:pStyle w:val="Compact"/>
-            </w:pPr>
-            <w:r>
-              <w:t xml:space="preserve">Sus fichas, en su propio servidor</w:t>
-            </w:r>
-          </w:p>
-        </w:tc>
-        <w:tc>
-          <w:tcPr/>
-          <w:p>
-            <w:pPr>
-              <w:pStyle w:val="Compact"/>
-            </w:pPr>
-            <w:r>
-              <w:t xml:space="preserve">Nodo federado (API de federación)</w:t>
+              <w:t xml:space="preserve">Clave del dueño</w:t>
+            </w:r>
+          </w:p>
+        </w:tc>
+        <w:tc>
+          <w:tcPr/>
+          <w:p>
+            <w:pPr>
+              <w:pStyle w:val="Compact"/>
+            </w:pPr>
+            <w:r>
+              <w:t xml:space="preserve">Par X25519 + Ed25519</w:t>
+            </w:r>
+          </w:p>
+        </w:tc>
+        <w:tc>
+          <w:tcPr/>
+          <w:p>
+            <w:pPr>
+              <w:pStyle w:val="Compact"/>
+            </w:pPr>
+            <w:r>
+              <w:t xml:space="preserve">Keychain / Keystore del móvil</w:t>
             </w:r>
           </w:p>
         </w:tc>
@@ -6435,29 +6991,38 @@
               <w:pStyle w:val="Compact"/>
             </w:pPr>
             <w:r>
-              <w:t xml:space="preserve">Registro de identificación (autonómico, nacional)</w:t>
-            </w:r>
-          </w:p>
-        </w:tc>
-        <w:tc>
-          <w:tcPr/>
-          <w:p>
-            <w:pPr>
-              <w:pStyle w:val="Compact"/>
-            </w:pPr>
-            <w:r>
-              <w:t xml:space="preserve">Saber si el chip está registrado y avisar al titular</w:t>
-            </w:r>
-          </w:p>
-        </w:tc>
-        <w:tc>
-          <w:tcPr/>
-          <w:p>
-            <w:pPr>
-              <w:pStyle w:val="Compact"/>
-            </w:pPr>
-            <w:r>
-              <w:t xml:space="preserve">Conector de solo aviso, sin datos de salud</w:t>
+              <w:t xml:space="preserve">Clave de la ficha</w:t>
+            </w:r>
+            <w:r>
+              <w:t xml:space="preserve"> </w:t>
+            </w:r>
+            <w:r>
+              <w:rPr>
+                <w:rStyle w:val="VerbatimChar"/>
+              </w:rPr>
+              <w:t xml:space="preserve">K</w:t>
+            </w:r>
+          </w:p>
+        </w:tc>
+        <w:tc>
+          <w:tcPr/>
+          <w:p>
+            <w:pPr>
+              <w:pStyle w:val="Compact"/>
+            </w:pPr>
+            <w:r>
+              <w:t xml:space="preserve">Simétrica aleatoria, cifra el historial</w:t>
+            </w:r>
+          </w:p>
+        </w:tc>
+        <w:tc>
+          <w:tcPr/>
+          <w:p>
+            <w:pPr>
+              <w:pStyle w:val="Compact"/>
+            </w:pPr>
+            <w:r>
+              <w:t xml:space="preserve">Envuelta con la clave del dueño</w:t>
             </w:r>
           </w:p>
         </w:tc>
@@ -6470,29 +7035,53 @@
               <w:pStyle w:val="Compact"/>
             </w:pPr>
             <w:r>
-              <w:t xml:space="preserve">Software de gestión de clínicas</w:t>
-            </w:r>
-          </w:p>
-        </w:tc>
-        <w:tc>
-          <w:tcPr/>
-          <w:p>
-            <w:pPr>
-              <w:pStyle w:val="Compact"/>
-            </w:pPr>
-            <w:r>
-              <w:t xml:space="preserve">Enviar informes firmados a la ficha del dueño, con su permiso</w:t>
-            </w:r>
-          </w:p>
-        </w:tc>
-        <w:tc>
-          <w:tcPr/>
-          <w:p>
-            <w:pPr>
-              <w:pStyle w:val="Compact"/>
-            </w:pPr>
-            <w:r>
-              <w:t xml:space="preserve">Cliente de la API de nivel 3</w:t>
+              <w:t xml:space="preserve">Clave de emergencia</w:t>
+            </w:r>
+            <w:r>
+              <w:t xml:space="preserve"> </w:t>
+            </w:r>
+            <w:r>
+              <w:rPr>
+                <w:rStyle w:val="VerbatimChar"/>
+              </w:rPr>
+              <w:t xml:space="preserve">E</w:t>
+            </w:r>
+          </w:p>
+        </w:tc>
+        <w:tc>
+          <w:tcPr/>
+          <w:p>
+            <w:pPr>
+              <w:pStyle w:val="Compact"/>
+            </w:pPr>
+            <w:r>
+              <w:t xml:space="preserve">Cifra el resumen de nivel 1</w:t>
+            </w:r>
+          </w:p>
+        </w:tc>
+        <w:tc>
+          <w:tcPr/>
+          <w:p>
+            <w:pPr>
+              <w:pStyle w:val="Compact"/>
+            </w:pPr>
+            <w:r>
+              <w:t xml:space="preserve">En el fragmento</w:t>
+            </w:r>
+            <w:r>
+              <w:t xml:space="preserve"> </w:t>
+            </w:r>
+            <w:r>
+              <w:rPr>
+                <w:rStyle w:val="VerbatimChar"/>
+              </w:rPr>
+              <w:t xml:space="preserve">#</w:t>
+            </w:r>
+            <w:r>
+              <w:t xml:space="preserve"> </w:t>
+            </w:r>
+            <w:r>
+              <w:t xml:space="preserve">de la URL de la placa</w:t>
             </w:r>
           </w:p>
         </w:tc>
@@ -6505,29 +7094,103 @@
               <w:pStyle w:val="Compact"/>
             </w:pPr>
             <w:r>
-              <w:t xml:space="preserve">Protectoras y ayuntamientos</w:t>
-            </w:r>
-          </w:p>
-        </w:tc>
-        <w:tc>
-          <w:tcPr/>
-          <w:p>
-            <w:pPr>
-              <w:pStyle w:val="Compact"/>
-            </w:pPr>
-            <w:r>
-              <w:t xml:space="preserve">Lectura de chip y aviso al dueño</w:t>
-            </w:r>
-          </w:p>
-        </w:tc>
-        <w:tc>
-          <w:tcPr/>
-          <w:p>
-            <w:pPr>
-              <w:pStyle w:val="Compact"/>
-            </w:pPr>
-            <w:r>
-              <w:t xml:space="preserve">Web de nivel 0, sin integración</w:t>
+              <w:t xml:space="preserve">Clave de acceso temporal</w:t>
+            </w:r>
+            <w:r>
+              <w:t xml:space="preserve"> </w:t>
+            </w:r>
+            <w:r>
+              <w:rPr>
+                <w:rStyle w:val="VerbatimChar"/>
+              </w:rPr>
+              <w:t xml:space="preserve">T</w:t>
+            </w:r>
+          </w:p>
+        </w:tc>
+        <w:tc>
+          <w:tcPr/>
+          <w:p>
+            <w:pPr>
+              <w:pStyle w:val="Compact"/>
+            </w:pPr>
+            <w:r>
+              <w:t xml:space="preserve">Cifra una copia del historial</w:t>
+            </w:r>
+          </w:p>
+        </w:tc>
+        <w:tc>
+          <w:tcPr/>
+          <w:p>
+            <w:pPr>
+              <w:pStyle w:val="Compact"/>
+            </w:pPr>
+            <w:r>
+              <w:t xml:space="preserve">En el fragmento</w:t>
+            </w:r>
+            <w:r>
+              <w:t xml:space="preserve"> </w:t>
+            </w:r>
+            <w:r>
+              <w:rPr>
+                <w:rStyle w:val="VerbatimChar"/>
+              </w:rPr>
+              <w:t xml:space="preserve">#</w:t>
+            </w:r>
+            <w:r>
+              <w:t xml:space="preserve"> </w:t>
+            </w:r>
+            <w:r>
+              <w:t xml:space="preserve">del QR temporal</w:t>
+            </w:r>
+          </w:p>
+        </w:tc>
+      </w:tr>
+      <w:tr>
+        <w:tc>
+          <w:tcPr/>
+          <w:p>
+            <w:pPr>
+              <w:pStyle w:val="Compact"/>
+            </w:pPr>
+            <w:r>
+              <w:t xml:space="preserve">Clave del veterinario habitual</w:t>
+            </w:r>
+          </w:p>
+        </w:tc>
+        <w:tc>
+          <w:tcPr/>
+          <w:p>
+            <w:pPr>
+              <w:pStyle w:val="Compact"/>
+            </w:pPr>
+            <w:r>
+              <w:t xml:space="preserve">Par X25519 de su navegador</w:t>
+            </w:r>
+          </w:p>
+        </w:tc>
+        <w:tc>
+          <w:tcPr/>
+          <w:p>
+            <w:pPr>
+              <w:pStyle w:val="Compact"/>
+            </w:pPr>
+            <w:r>
+              <w:t xml:space="preserve">Recibe</w:t>
+            </w:r>
+            <w:r>
+              <w:t xml:space="preserve"> </w:t>
+            </w:r>
+            <w:r>
+              <w:rPr>
+                <w:rStyle w:val="VerbatimChar"/>
+              </w:rPr>
+              <w:t xml:space="preserve">K</w:t>
+            </w:r>
+            <w:r>
+              <w:t xml:space="preserve"> </w:t>
+            </w:r>
+            <w:r>
+              <w:t xml:space="preserve">envuelta, revocable</w:t>
             </w:r>
           </w:p>
         </w:tc>
@@ -6535,14 +7198,83 @@
     </w:tbl>
     <w:p>
       <w:pPr>
-        <w:pStyle w:val="BodyText"/>
+        <w:pStyle w:val="Compact"/>
+        <w:numPr>
+          <w:ilvl w:val="0"/>
+          <w:numId w:val="1015"/>
+        </w:numPr>
+      </w:pPr>
+      <w:r>
+        <w:t xml:space="preserve">Cifrado simétrico: XChaCha20-Poly1305. Documentos grandes en bloques de 1 MB.</w:t>
+      </w:r>
+    </w:p>
+    <w:p>
+      <w:pPr>
+        <w:pStyle w:val="Compact"/>
+        <w:numPr>
+          <w:ilvl w:val="0"/>
+          <w:numId w:val="1015"/>
+        </w:numPr>
+      </w:pPr>
+      <w:r>
+        <w:t xml:space="preserve">Notas del veterinario: sobre sellado X25519 a la clave pública del dueño. El veterinario escribe pero no puede leer el historial fuera de su acceso.</w:t>
+      </w:r>
+    </w:p>
+    <w:p>
+      <w:pPr>
+        <w:pStyle w:val="Compact"/>
+        <w:numPr>
+          <w:ilvl w:val="0"/>
+          <w:numId w:val="1015"/>
+        </w:numPr>
+      </w:pPr>
+      <w:r>
+        <w:t xml:space="preserve">El fragmento</w:t>
+      </w:r>
+      <w:r>
+        <w:t xml:space="preserve"> </w:t>
+      </w:r>
+      <w:r>
+        <w:rPr>
+          <w:rStyle w:val="VerbatimChar"/>
+        </w:rPr>
+        <w:t xml:space="preserve">#</w:t>
+      </w:r>
+      <w:r>
+        <w:t xml:space="preserve"> </w:t>
+      </w:r>
+      <w:r>
+        <w:t xml:space="preserve">de una URL nunca se envía al servidor, así que el servidor guarda bloques que no puede abrir.</w:t>
+      </w:r>
+    </w:p>
+    <w:p>
+      <w:pPr>
+        <w:pStyle w:val="Compact"/>
+        <w:numPr>
+          <w:ilvl w:val="0"/>
+          <w:numId w:val="1015"/>
+        </w:numPr>
+      </w:pPr>
+      <w:r>
+        <w:t xml:space="preserve">Revocar borra la copia cifrada del servidor, pero no lo que el veterinario ya descargó. La app lo dice al compartir.</w:t>
+      </w:r>
+    </w:p>
+    <w:p>
+      <w:pPr>
+        <w:pStyle w:val="FirstParagraph"/>
       </w:pPr>
       <w:r>
         <w:rPr>
           <w:b/>
           <w:bCs/>
         </w:rPr>
-        <w:t xml:space="preserve">Identificador universal del chip</w:t>
+        <w:t xml:space="preserve">Registro del chip en dos pasos</w:t>
+      </w:r>
+      <w:r>
+        <w:t xml:space="preserve"> </w:t>
+      </w:r>
+      <w:r>
+        <w:t xml:space="preserve">(decidido el 27/09/2026)</w:t>
       </w:r>
     </w:p>
     <w:p>
@@ -6554,7 +7286,7 @@
         </w:numPr>
       </w:pPr>
       <w:r>
-        <w:t xml:space="preserve">Chips ISO 11784/11785: 15 dígitos. Los 3 primeros son el código de país (ISO 3166 numérico: 724 España, 620 Portugal) o el código de fabricante (900–998). Se guardan tal cual, sin espacios.</w:t>
+        <w:t xml:space="preserve">El dueño registra el chip desde su app: el registro queda pendiente, con un código de activación que solo ve él. Un pendiente no responde al nivel 0 ni reserva el chip.</w:t>
       </w:r>
     </w:p>
     <w:p>
@@ -6566,22 +7298,7 @@
         </w:numPr>
       </w:pPr>
       <w:r>
-        <w:t xml:space="preserve">Chips antiguos no ISO (9 o 10 caracteres, aún habituales en algunos países como EE. UU.): se aceptan con un prefijo de tipo,</w:t>
-      </w:r>
-      <w:r>
-        <w:t xml:space="preserve"> </w:t>
-      </w:r>
-      <w:r>
-        <w:rPr>
-          <w:rStyle w:val="VerbatimChar"/>
-        </w:rPr>
-        <w:t xml:space="preserve">nonISO:</w:t>
-      </w:r>
-      <w:r>
-        <w:t xml:space="preserve"> </w:t>
-      </w:r>
-      <w:r>
-        <w:t xml:space="preserve">+ el código en mayúsculas, para no confundirlos nunca con uno ISO.</w:t>
+        <w:t xml:space="preserve">Una clínica activa lo activa leyendo el chip con el animal delante y tecleando ese código. Solo un registro activo por chip.</w:t>
       </w:r>
     </w:p>
     <w:p>
@@ -6593,7 +7310,7 @@
         </w:numPr>
       </w:pPr>
       <w:r>
-        <w:t xml:space="preserve">Un animal con dos chips (uno antiguo y otro nuevo) se registra con ambos y la búsqueda funciona por cualquiera de ellos.</w:t>
+        <w:t xml:space="preserve">Si el chip ya está activo, la clínica abre una reclamación: el registro actual queda congelado y, sin impugnación en 14 días, el chip pasa al reclamante.</w:t>
       </w:r>
     </w:p>
     <w:p>
@@ -6605,126 +7322,7 @@
           <w:b/>
           <w:bCs/>
         </w:rPr>
-        <w:t xml:space="preserve">Búsqueda federada</w:t>
-      </w:r>
-    </w:p>
-    <w:p>
-      <w:pPr>
-        <w:pStyle w:val="SourceCode"/>
-      </w:pPr>
-      <w:r>
-        <w:rPr>
-          <w:rStyle w:val="VerbatimChar"/>
-        </w:rPr>
-        <w:t xml:space="preserve">sequenceDiagram</w:t>
-      </w:r>
-      <w:r>
-        <w:br/>
-      </w:r>
-      <w:r>
-        <w:rPr>
-          <w:rStyle w:val="VerbatimChar"/>
-        </w:rPr>
-        <w:t xml:space="preserve">    participant V as Veterinario</w:t>
-      </w:r>
-      <w:r>
-        <w:br/>
-      </w:r>
-      <w:r>
-        <w:rPr>
-          <w:rStyle w:val="VerbatimChar"/>
-        </w:rPr>
-        <w:t xml:space="preserve">    participant H as Nodo Bark &amp; Meow</w:t>
-      </w:r>
-      <w:r>
-        <w:br/>
-      </w:r>
-      <w:r>
-        <w:rPr>
-          <w:rStyle w:val="VerbatimChar"/>
-        </w:rPr>
-        <w:t xml:space="preserve">    participant N1 as Otra plataforma</w:t>
-      </w:r>
-      <w:r>
-        <w:br/>
-      </w:r>
-      <w:r>
-        <w:rPr>
-          <w:rStyle w:val="VerbatimChar"/>
-        </w:rPr>
-        <w:t xml:space="preserve">    participant N2 as Registro nacional</w:t>
-      </w:r>
-      <w:r>
-        <w:br/>
-      </w:r>
-      <w:r>
-        <w:rPr>
-          <w:rStyle w:val="VerbatimChar"/>
-        </w:rPr>
-        <w:t xml:space="preserve">    V-&gt;&gt;H: Consulta chip</w:t>
-      </w:r>
-      <w:r>
-        <w:br/>
-      </w:r>
-      <w:r>
-        <w:rPr>
-          <w:rStyle w:val="VerbatimChar"/>
-        </w:rPr>
-        <w:t xml:space="preserve">    par Reenvío a nodos conectados</w:t>
-      </w:r>
-      <w:r>
-        <w:br/>
-      </w:r>
-      <w:r>
-        <w:rPr>
-          <w:rStyle w:val="VerbatimChar"/>
-        </w:rPr>
-        <w:t xml:space="preserve">        H-&gt;&gt;N1: ¿Tienes ficha? (firmado)</w:t>
-      </w:r>
-      <w:r>
-        <w:br/>
-      </w:r>
-      <w:r>
-        <w:rPr>
-          <w:rStyle w:val="VerbatimChar"/>
-        </w:rPr>
-        <w:t xml:space="preserve">        H-&gt;&gt;N2: ¿Está registrado? (firmado)</w:t>
-      </w:r>
-      <w:r>
-        <w:br/>
-      </w:r>
-      <w:r>
-        <w:rPr>
-          <w:rStyle w:val="VerbatimChar"/>
-        </w:rPr>
-        <w:t xml:space="preserve">    end</w:t>
-      </w:r>
-      <w:r>
-        <w:br/>
-      </w:r>
-      <w:r>
-        <w:rPr>
-          <w:rStyle w:val="VerbatimChar"/>
-        </w:rPr>
-        <w:t xml:space="preserve">    N1--&gt;&gt;H: Sí + enlace de aviso</w:t>
-      </w:r>
-      <w:r>
-        <w:br/>
-      </w:r>
-      <w:r>
-        <w:rPr>
-          <w:rStyle w:val="VerbatimChar"/>
-        </w:rPr>
-        <w:t xml:space="preserve">    N2--&gt;&gt;H: Sí, aviso enviado al titular</w:t>
-      </w:r>
-      <w:r>
-        <w:br/>
-      </w:r>
-      <w:r>
-        <w:rPr>
-          <w:rStyle w:val="VerbatimChar"/>
-        </w:rPr>
-        <w:t xml:space="preserve">    H--&gt;&gt;V: Existe ficha en 2 sitios, dueño avisado</w:t>
+        <w:t xml:space="preserve">Protección del número de chip</w:t>
       </w:r>
     </w:p>
     <w:p>
@@ -6736,7 +7334,34 @@
         </w:numPr>
       </w:pPr>
       <w:r>
-        <w:t xml:space="preserve">Cada nodo tiene un par de claves Ed25519 y firma sus peticiones y respuestas; un directorio público de nodos lista sus claves, países y tipo.</w:t>
+        <w:t xml:space="preserve">El servidor no guarda el número en claro: guarda</w:t>
+      </w:r>
+      <w:r>
+        <w:t xml:space="preserve"> </w:t>
+      </w:r>
+      <w:r>
+        <w:rPr>
+          <w:rStyle w:val="VerbatimChar"/>
+        </w:rPr>
+        <w:t xml:space="preserve">HMAC-SHA256(pepper, chip)</w:t>
+      </w:r>
+      <w:r>
+        <w:t xml:space="preserve">, con el</w:t>
+      </w:r>
+      <w:r>
+        <w:t xml:space="preserve"> </w:t>
+      </w:r>
+      <w:r>
+        <w:rPr>
+          <w:rStyle w:val="VerbatimChar"/>
+        </w:rPr>
+        <w:t xml:space="preserve">pepper</w:t>
+      </w:r>
+      <w:r>
+        <w:t xml:space="preserve"> </w:t>
+      </w:r>
+      <w:r>
+        <w:t xml:space="preserve">en un servicio separado.</w:t>
       </w:r>
     </w:p>
     <w:p>
@@ -6748,31 +7373,7 @@
         </w:numPr>
       </w:pPr>
       <w:r>
-        <w:t xml:space="preserve">La respuesta de un nodo solo dice</w:t>
-      </w:r>
-      <w:r>
-        <w:t xml:space="preserve"> </w:t>
-      </w:r>
-      <w:r>
-        <w:t xml:space="preserve">“existe”</w:t>
-      </w:r>
-      <w:r>
-        <w:t xml:space="preserve"> </w:t>
-      </w:r>
-      <w:r>
-        <w:t xml:space="preserve">o</w:t>
-      </w:r>
-      <w:r>
-        <w:t xml:space="preserve"> </w:t>
-      </w:r>
-      <w:r>
-        <w:t xml:space="preserve">“no existe”</w:t>
-      </w:r>
-      <w:r>
-        <w:t xml:space="preserve"> </w:t>
-      </w:r>
-      <w:r>
-        <w:t xml:space="preserve">y ofrece un enlace para avisar al dueño. Nunca devuelve datos de salud ni del dueño: el acceso sigue dependiendo de la placa o del permiso del dueño (niveles 1–3).</w:t>
+        <w:t xml:space="preserve">Límite de consultas por IP y respuestas de igual tamaño y tiempo exista o no la ficha, para que nadie pueda recorrer números.</w:t>
       </w:r>
     </w:p>
     <w:p>
@@ -6784,28 +7385,7 @@
         </w:numPr>
       </w:pPr>
       <w:r>
-        <w:t xml:space="preserve">Cada nodo aplica sus propios límites de consultas y el mismo tamaño y tiempo de respuesta exista o no la ficha, para que la federación no sirva para recorrer números.</w:t>
-      </w:r>
-    </w:p>
-    <w:p>
-      <w:pPr>
-        <w:pStyle w:val="Compact"/>
-        <w:numPr>
-          <w:ilvl w:val="0"/>
-          <w:numId w:val="1017"/>
-        </w:numPr>
-      </w:pPr>
-      <w:r>
-        <w:t xml:space="preserve">Tiempo máximo de espera por nodo: 2 segundos. Los que no responden se muestran como</w:t>
-      </w:r>
-      <w:r>
-        <w:t xml:space="preserve"> </w:t>
-      </w:r>
-      <w:r>
-        <w:t xml:space="preserve">“no disponible”</w:t>
-      </w:r>
-      <w:r>
-        <w:t xml:space="preserve">, sin bloquear el resultado.</w:t>
+        <w:t xml:space="preserve">Los avisos al dueño van sellados en el navegador del veterinario para la clave pública del dueño y esperan en su bandeja; el aviso push al móvil está pendiente. El nivel 0 nunca muestra el email del dueño, y solo muestra teléfonos si el dueño los publicó en su perfil público (decidido 2026-09-27: el perfil público es visible por placa, por número de chip y dentro de la ficha).</w:t>
       </w:r>
     </w:p>
     <w:p>
@@ -6817,7 +7397,65 @@
           <w:b/>
           <w:bCs/>
         </w:rPr>
-        <w:t xml:space="preserve">API abierta para socios</w:t>
+        <w:t xml:space="preserve">Registro de accesos</w:t>
+      </w:r>
+    </w:p>
+    <w:p>
+      <w:pPr>
+        <w:pStyle w:val="BodyText"/>
+      </w:pPr>
+      <w:r>
+        <w:t xml:space="preserve">Cada apertura queda firmada con fecha, nivel y país aproximado (derivado de la IP en el momento, sin guardarla) y se envía cifrada al dueño.</w:t>
+      </w:r>
+    </w:p>
+    <w:p>
+      <w:pPr>
+        <w:pStyle w:val="BodyText"/>
+      </w:pPr>
+      <w:r>
+        <w:rPr>
+          <w:b/>
+          <w:bCs/>
+        </w:rPr>
+        <w:t xml:space="preserve">Recuperación</w:t>
+      </w:r>
+    </w:p>
+    <w:p>
+      <w:pPr>
+        <w:pStyle w:val="BodyText"/>
+      </w:pPr>
+      <w:r>
+        <w:t xml:space="preserve">Código de recuperación de 24 palabras en papel y, opcionalmente, un segundo dispositivo (por ejemplo, el móvil de otro miembro de la familia) como copia de la clave.</w:t>
+      </w:r>
+    </w:p>
+    <w:bookmarkEnd w:id="16"/>
+    <w:bookmarkStart w:id="17" w:name="interoperabilidad-y-federación"/>
+    <w:p>
+      <w:pPr>
+        <w:pStyle w:val="Heading2"/>
+      </w:pPr>
+      <w:r>
+        <w:t xml:space="preserve">Interoperabilidad y federación</w:t>
+      </w:r>
+    </w:p>
+    <w:p>
+      <w:pPr>
+        <w:pStyle w:val="FirstParagraph"/>
+      </w:pPr>
+      <w:r>
+        <w:t xml:space="preserve">Bark &amp; Meow no pretende ser la única base de datos: publica un protocolo abierto para que otras apps, registros de identificación y software de clínicas de cualquier país conecten sus chips. Un veterinario en Lisboa consulta un chip una sola vez y la búsqueda llega a todas las plataformas conectadas, sea cual sea el país de origen del animal. Es el mismo modelo que Europetnet usa para la identidad, aplicado a la salud.</w:t>
+      </w:r>
+    </w:p>
+    <w:p>
+      <w:pPr>
+        <w:pStyle w:val="BodyText"/>
+      </w:pPr>
+      <w:r>
+        <w:rPr>
+          <w:b/>
+          <w:bCs/>
+        </w:rPr>
+        <w:t xml:space="preserve">Quién puede conectarse</w:t>
       </w:r>
     </w:p>
     <w:tbl>
@@ -6843,29 +7481,29 @@
               <w:pStyle w:val="Compact"/>
             </w:pPr>
             <w:r>
-              <w:t xml:space="preserve">Endpoint</w:t>
-            </w:r>
-          </w:p>
-        </w:tc>
-        <w:tc>
-          <w:tcPr/>
-          <w:p>
-            <w:pPr>
-              <w:pStyle w:val="Compact"/>
-            </w:pPr>
-            <w:r>
-              <w:t xml:space="preserve">Quién lo llama</w:t>
-            </w:r>
-          </w:p>
-        </w:tc>
-        <w:tc>
-          <w:tcPr/>
-          <w:p>
-            <w:pPr>
-              <w:pStyle w:val="Compact"/>
-            </w:pPr>
-            <w:r>
-              <w:t xml:space="preserve">Función</w:t>
+              <w:t xml:space="preserve">Tipo de socio</w:t>
+            </w:r>
+          </w:p>
+        </w:tc>
+        <w:tc>
+          <w:tcPr/>
+          <w:p>
+            <w:pPr>
+              <w:pStyle w:val="Compact"/>
+            </w:pPr>
+            <w:r>
+              <w:t xml:space="preserve">Qué aporta</w:t>
+            </w:r>
+          </w:p>
+        </w:tc>
+        <w:tc>
+          <w:tcPr/>
+          <w:p>
+            <w:pPr>
+              <w:pStyle w:val="Compact"/>
+            </w:pPr>
+            <w:r>
+              <w:t xml:space="preserve">Cómo se conecta</w:t>
             </w:r>
           </w:p>
         </w:tc>
@@ -6878,32 +7516,29 @@
               <w:pStyle w:val="Compact"/>
             </w:pPr>
             <w:r>
-              <w:rPr>
-                <w:rStyle w:val="VerbatimChar"/>
-              </w:rPr>
-              <w:t xml:space="preserve">POST /federation/v1/lookup</w:t>
-            </w:r>
-          </w:p>
-        </w:tc>
-        <w:tc>
-          <w:tcPr/>
-          <w:p>
-            <w:pPr>
-              <w:pStyle w:val="Compact"/>
-            </w:pPr>
-            <w:r>
-              <w:t xml:space="preserve">Nodos entre sí</w:t>
-            </w:r>
-          </w:p>
-        </w:tc>
-        <w:tc>
-          <w:tcPr/>
-          <w:p>
-            <w:pPr>
-              <w:pStyle w:val="Compact"/>
-            </w:pPr>
-            <w:r>
-              <w:t xml:space="preserve">¿Existe ficha para este chip?</w:t>
+              <w:t xml:space="preserve">Otra app de fichas de mascotas</w:t>
+            </w:r>
+          </w:p>
+        </w:tc>
+        <w:tc>
+          <w:tcPr/>
+          <w:p>
+            <w:pPr>
+              <w:pStyle w:val="Compact"/>
+            </w:pPr>
+            <w:r>
+              <w:t xml:space="preserve">Sus fichas, en su propio servidor</w:t>
+            </w:r>
+          </w:p>
+        </w:tc>
+        <w:tc>
+          <w:tcPr/>
+          <w:p>
+            <w:pPr>
+              <w:pStyle w:val="Compact"/>
+            </w:pPr>
+            <w:r>
+              <w:t xml:space="preserve">Nodo federado (API de federación)</w:t>
             </w:r>
           </w:p>
         </w:tc>
@@ -6916,32 +7551,29 @@
               <w:pStyle w:val="Compact"/>
             </w:pPr>
             <w:r>
-              <w:rPr>
-                <w:rStyle w:val="VerbatimChar"/>
-              </w:rPr>
-              <w:t xml:space="preserve">POST /federation/v1/notify</w:t>
-            </w:r>
-          </w:p>
-        </w:tc>
-        <w:tc>
-          <w:tcPr/>
-          <w:p>
-            <w:pPr>
-              <w:pStyle w:val="Compact"/>
-            </w:pPr>
-            <w:r>
-              <w:t xml:space="preserve">Nodos entre sí</w:t>
-            </w:r>
-          </w:p>
-        </w:tc>
-        <w:tc>
-          <w:tcPr/>
-          <w:p>
-            <w:pPr>
-              <w:pStyle w:val="Compact"/>
-            </w:pPr>
-            <w:r>
-              <w:t xml:space="preserve">Avisar al dueño de que un veterinario pide acceso</w:t>
+              <w:t xml:space="preserve">Registro de identificación (autonómico, nacional)</w:t>
+            </w:r>
+          </w:p>
+        </w:tc>
+        <w:tc>
+          <w:tcPr/>
+          <w:p>
+            <w:pPr>
+              <w:pStyle w:val="Compact"/>
+            </w:pPr>
+            <w:r>
+              <w:t xml:space="preserve">Saber si el chip está registrado y avisar al titular</w:t>
+            </w:r>
+          </w:p>
+        </w:tc>
+        <w:tc>
+          <w:tcPr/>
+          <w:p>
+            <w:pPr>
+              <w:pStyle w:val="Compact"/>
+            </w:pPr>
+            <w:r>
+              <w:t xml:space="preserve">Conector de solo aviso, sin datos de salud</w:t>
             </w:r>
           </w:p>
         </w:tc>
@@ -6954,32 +7586,29 @@
               <w:pStyle w:val="Compact"/>
             </w:pPr>
             <w:r>
-              <w:rPr>
-                <w:rStyle w:val="VerbatimChar"/>
-              </w:rPr>
-              <w:t xml:space="preserve">GET /federation/v1/nodes</w:t>
-            </w:r>
-          </w:p>
-        </w:tc>
-        <w:tc>
-          <w:tcPr/>
-          <w:p>
-            <w:pPr>
-              <w:pStyle w:val="Compact"/>
-            </w:pPr>
-            <w:r>
-              <w:t xml:space="preserve">Cualquiera</w:t>
-            </w:r>
-          </w:p>
-        </w:tc>
-        <w:tc>
-          <w:tcPr/>
-          <w:p>
-            <w:pPr>
-              <w:pStyle w:val="Compact"/>
-            </w:pPr>
-            <w:r>
-              <w:t xml:space="preserve">Directorio público de nodos y sus claves</w:t>
+              <w:t xml:space="preserve">Software de gestión de clínicas</w:t>
+            </w:r>
+          </w:p>
+        </w:tc>
+        <w:tc>
+          <w:tcPr/>
+          <w:p>
+            <w:pPr>
+              <w:pStyle w:val="Compact"/>
+            </w:pPr>
+            <w:r>
+              <w:t xml:space="preserve">Enviar informes sellados a la bandeja del dueño, con su permiso de nivel 3</w:t>
+            </w:r>
+          </w:p>
+        </w:tc>
+        <w:tc>
+          <w:tcPr/>
+          <w:p>
+            <w:pPr>
+              <w:pStyle w:val="Compact"/>
+            </w:pPr>
+            <w:r>
+              <w:t xml:space="preserve">Clave de API de la clínica (ver «Software de gestión conectado por API»)</w:t>
             </w:r>
           </w:p>
         </w:tc>
@@ -6992,70 +7621,29 @@
               <w:pStyle w:val="Compact"/>
             </w:pPr>
             <w:r>
-              <w:rPr>
-                <w:rStyle w:val="VerbatimChar"/>
-              </w:rPr>
-              <w:t xml:space="preserve">POST /records/v1/import</w:t>
-            </w:r>
-          </w:p>
-        </w:tc>
-        <w:tc>
-          <w:tcPr/>
-          <w:p>
-            <w:pPr>
-              <w:pStyle w:val="Compact"/>
-            </w:pPr>
-            <w:r>
-              <w:t xml:space="preserve">App del dueño</w:t>
-            </w:r>
-          </w:p>
-        </w:tc>
-        <w:tc>
-          <w:tcPr/>
-          <w:p>
-            <w:pPr>
-              <w:pStyle w:val="Compact"/>
-            </w:pPr>
-            <w:r>
-              <w:t xml:space="preserve">Traer un paquete cifrado exportado desde otra plataforma</w:t>
-            </w:r>
-          </w:p>
-        </w:tc>
-      </w:tr>
-      <w:tr>
-        <w:tc>
-          <w:tcPr/>
-          <w:p>
-            <w:pPr>
-              <w:pStyle w:val="Compact"/>
-            </w:pPr>
-            <w:r>
-              <w:rPr>
-                <w:rStyle w:val="VerbatimChar"/>
-              </w:rPr>
-              <w:t xml:space="preserve">POST /clinics/v1/reports</w:t>
-            </w:r>
-          </w:p>
-        </w:tc>
-        <w:tc>
-          <w:tcPr/>
-          <w:p>
-            <w:pPr>
-              <w:pStyle w:val="Compact"/>
-            </w:pPr>
-            <w:r>
-              <w:t xml:space="preserve">Software de clínica con permiso de nivel 3</w:t>
-            </w:r>
-          </w:p>
-        </w:tc>
-        <w:tc>
-          <w:tcPr/>
-          <w:p>
-            <w:pPr>
-              <w:pStyle w:val="Compact"/>
-            </w:pPr>
-            <w:r>
-              <w:t xml:space="preserve">Subir un informe firmado a la ficha</w:t>
+              <w:t xml:space="preserve">Protectoras y ayuntamientos</w:t>
+            </w:r>
+          </w:p>
+        </w:tc>
+        <w:tc>
+          <w:tcPr/>
+          <w:p>
+            <w:pPr>
+              <w:pStyle w:val="Compact"/>
+            </w:pPr>
+            <w:r>
+              <w:t xml:space="preserve">Lectura de chip y aviso al dueño</w:t>
+            </w:r>
+          </w:p>
+        </w:tc>
+        <w:tc>
+          <w:tcPr/>
+          <w:p>
+            <w:pPr>
+              <w:pStyle w:val="Compact"/>
+            </w:pPr>
+            <w:r>
+              <w:t xml:space="preserve">Web de nivel 0, sin integración</w:t>
             </w:r>
           </w:p>
         </w:tc>
@@ -7070,39 +7658,7 @@
           <w:b/>
           <w:bCs/>
         </w:rPr>
-        <w:t xml:space="preserve">Portabilidad</w:t>
-      </w:r>
-    </w:p>
-    <w:p>
-      <w:pPr>
-        <w:pStyle w:val="BodyText"/>
-      </w:pPr>
-      <w:r>
-        <w:t xml:space="preserve">El dueño puede exportar su ficha completa como un paquete cifrado (formato abierto, esquema JSON de</w:t>
-      </w:r>
-      <w:r>
-        <w:t xml:space="preserve"> </w:t>
-      </w:r>
-      <w:r>
-        <w:rPr>
-          <w:rStyle w:val="VerbatimChar"/>
-        </w:rPr>
-        <w:t xml:space="preserve">packages/schema</w:t>
-      </w:r>
-      <w:r>
-        <w:t xml:space="preserve">) e importarlo en cualquier otra plataforma compatible. Así nadie queda atrapado en Bark &amp; Meow.</w:t>
-      </w:r>
-    </w:p>
-    <w:p>
-      <w:pPr>
-        <w:pStyle w:val="BodyText"/>
-      </w:pPr>
-      <w:r>
-        <w:rPr>
-          <w:b/>
-          <w:bCs/>
-        </w:rPr>
-        <w:t xml:space="preserve">Especificación y alta de socios</w:t>
+        <w:t xml:space="preserve">Identificador universal del chip</w:t>
       </w:r>
     </w:p>
     <w:p>
@@ -7114,7 +7670,7 @@
         </w:numPr>
       </w:pPr>
       <w:r>
-        <w:t xml:space="preserve">Especificación pública: OpenAPI de la federación y esquema JSON del modelo clínico, con licencia CC BY 4.0 para que cualquiera pueda implementarla. El código de Bark &amp; Meow sigue en AGPL-3.0.</w:t>
+        <w:t xml:space="preserve">Chips ISO 11784/11785: 15 dígitos. Los 3 primeros son el código de país (ISO 3166 numérico: 724 España, 620 Portugal) o el código de fabricante (900–998). Se guardan tal cual, sin espacios.</w:t>
       </w:r>
     </w:p>
     <w:p>
@@ -7126,7 +7682,22 @@
         </w:numPr>
       </w:pPr>
       <w:r>
-        <w:t xml:space="preserve">Alta de un nodo: solicitud con dominio, país, responsable y clave pública; verificación del dominio y periodo de pruebas en un entorno de ensayo antes de entrar en el directorio.</w:t>
+        <w:t xml:space="preserve">Chips antiguos no ISO (9 o 10 caracteres, aún habituales en algunos países como EE. UU.): se aceptan con un prefijo de tipo,</w:t>
+      </w:r>
+      <w:r>
+        <w:t xml:space="preserve"> </w:t>
+      </w:r>
+      <w:r>
+        <w:rPr>
+          <w:rStyle w:val="VerbatimChar"/>
+        </w:rPr>
+        <w:t xml:space="preserve">nonISO:</w:t>
+      </w:r>
+      <w:r>
+        <w:t xml:space="preserve"> </w:t>
+      </w:r>
+      <w:r>
+        <w:t xml:space="preserve">+ el código en mayúsculas, para no confundirlos nunca con uno ISO.</w:t>
       </w:r>
     </w:p>
     <w:p>
@@ -7138,7 +7709,138 @@
         </w:numPr>
       </w:pPr>
       <w:r>
-        <w:t xml:space="preserve">Un nodo que filtre datos o permita recorrer números se retira del directorio y deja de recibir consultas.</w:t>
+        <w:t xml:space="preserve">Un animal con dos chips (uno antiguo y otro nuevo) se registra con ambos y la búsqueda funciona por cualquiera de ellos.</w:t>
+      </w:r>
+    </w:p>
+    <w:p>
+      <w:pPr>
+        <w:pStyle w:val="FirstParagraph"/>
+      </w:pPr>
+      <w:r>
+        <w:rPr>
+          <w:b/>
+          <w:bCs/>
+        </w:rPr>
+        <w:t xml:space="preserve">Búsqueda federada</w:t>
+      </w:r>
+    </w:p>
+    <w:p>
+      <w:pPr>
+        <w:pStyle w:val="SourceCode"/>
+      </w:pPr>
+      <w:r>
+        <w:rPr>
+          <w:rStyle w:val="VerbatimChar"/>
+        </w:rPr>
+        <w:t xml:space="preserve">sequenceDiagram</w:t>
+      </w:r>
+      <w:r>
+        <w:br/>
+      </w:r>
+      <w:r>
+        <w:rPr>
+          <w:rStyle w:val="VerbatimChar"/>
+        </w:rPr>
+        <w:t xml:space="preserve">    participant V as Veterinario</w:t>
+      </w:r>
+      <w:r>
+        <w:br/>
+      </w:r>
+      <w:r>
+        <w:rPr>
+          <w:rStyle w:val="VerbatimChar"/>
+        </w:rPr>
+        <w:t xml:space="preserve">    participant H as Nodo Bark &amp; Meow</w:t>
+      </w:r>
+      <w:r>
+        <w:br/>
+      </w:r>
+      <w:r>
+        <w:rPr>
+          <w:rStyle w:val="VerbatimChar"/>
+        </w:rPr>
+        <w:t xml:space="preserve">    participant N1 as Otra plataforma</w:t>
+      </w:r>
+      <w:r>
+        <w:br/>
+      </w:r>
+      <w:r>
+        <w:rPr>
+          <w:rStyle w:val="VerbatimChar"/>
+        </w:rPr>
+        <w:t xml:space="preserve">    participant N2 as Registro nacional</w:t>
+      </w:r>
+      <w:r>
+        <w:br/>
+      </w:r>
+      <w:r>
+        <w:rPr>
+          <w:rStyle w:val="VerbatimChar"/>
+        </w:rPr>
+        <w:t xml:space="preserve">    V-&gt;&gt;H: Consulta chip</w:t>
+      </w:r>
+      <w:r>
+        <w:br/>
+      </w:r>
+      <w:r>
+        <w:rPr>
+          <w:rStyle w:val="VerbatimChar"/>
+        </w:rPr>
+        <w:t xml:space="preserve">    par Reenvío a nodos conectados</w:t>
+      </w:r>
+      <w:r>
+        <w:br/>
+      </w:r>
+      <w:r>
+        <w:rPr>
+          <w:rStyle w:val="VerbatimChar"/>
+        </w:rPr>
+        <w:t xml:space="preserve">        H-&gt;&gt;N1: ¿Tienes ficha? (firmado)</w:t>
+      </w:r>
+      <w:r>
+        <w:br/>
+      </w:r>
+      <w:r>
+        <w:rPr>
+          <w:rStyle w:val="VerbatimChar"/>
+        </w:rPr>
+        <w:t xml:space="preserve">        H-&gt;&gt;N2: ¿Está registrado? (firmado)</w:t>
+      </w:r>
+      <w:r>
+        <w:br/>
+      </w:r>
+      <w:r>
+        <w:rPr>
+          <w:rStyle w:val="VerbatimChar"/>
+        </w:rPr>
+        <w:t xml:space="preserve">    end</w:t>
+      </w:r>
+      <w:r>
+        <w:br/>
+      </w:r>
+      <w:r>
+        <w:rPr>
+          <w:rStyle w:val="VerbatimChar"/>
+        </w:rPr>
+        <w:t xml:space="preserve">    N1--&gt;&gt;H: Sí + enlace de aviso</w:t>
+      </w:r>
+      <w:r>
+        <w:br/>
+      </w:r>
+      <w:r>
+        <w:rPr>
+          <w:rStyle w:val="VerbatimChar"/>
+        </w:rPr>
+        <w:t xml:space="preserve">    N2--&gt;&gt;H: Sí, aviso enviado al titular</w:t>
+      </w:r>
+      <w:r>
+        <w:br/>
+      </w:r>
+      <w:r>
+        <w:rPr>
+          <w:rStyle w:val="VerbatimChar"/>
+        </w:rPr>
+        <w:t xml:space="preserve">    H--&gt;&gt;V: Existe ficha en 2 sitios, dueño avisado</w:t>
       </w:r>
     </w:p>
     <w:p>
@@ -7146,7 +7848,421 @@
         <w:pStyle w:val="Compact"/>
         <w:numPr>
           <w:ilvl w:val="0"/>
-          <w:numId w:val="1018"/>
+          <w:numId w:val="1019"/>
+        </w:numPr>
+      </w:pPr>
+      <w:r>
+        <w:t xml:space="preserve">Cada nodo tiene un par de claves Ed25519 y firma sus peticiones y respuestas; un directorio público de nodos lista sus claves, países y tipo.</w:t>
+      </w:r>
+    </w:p>
+    <w:p>
+      <w:pPr>
+        <w:pStyle w:val="Compact"/>
+        <w:numPr>
+          <w:ilvl w:val="0"/>
+          <w:numId w:val="1019"/>
+        </w:numPr>
+      </w:pPr>
+      <w:r>
+        <w:t xml:space="preserve">La respuesta de un nodo solo dice</w:t>
+      </w:r>
+      <w:r>
+        <w:t xml:space="preserve"> </w:t>
+      </w:r>
+      <w:r>
+        <w:t xml:space="preserve">“existe”</w:t>
+      </w:r>
+      <w:r>
+        <w:t xml:space="preserve"> </w:t>
+      </w:r>
+      <w:r>
+        <w:t xml:space="preserve">o</w:t>
+      </w:r>
+      <w:r>
+        <w:t xml:space="preserve"> </w:t>
+      </w:r>
+      <w:r>
+        <w:t xml:space="preserve">“no existe”</w:t>
+      </w:r>
+      <w:r>
+        <w:t xml:space="preserve"> </w:t>
+      </w:r>
+      <w:r>
+        <w:t xml:space="preserve">y ofrece un enlace para avisar al dueño. Nunca devuelve datos de salud ni del dueño: el acceso sigue dependiendo de la placa o del permiso del dueño (niveles 1–3).</w:t>
+      </w:r>
+    </w:p>
+    <w:p>
+      <w:pPr>
+        <w:pStyle w:val="Compact"/>
+        <w:numPr>
+          <w:ilvl w:val="0"/>
+          <w:numId w:val="1019"/>
+        </w:numPr>
+      </w:pPr>
+      <w:r>
+        <w:t xml:space="preserve">Cada nodo aplica sus propios límites de consultas y el mismo tamaño y tiempo de respuesta exista o no la ficha, para que la federación no sirva para recorrer números.</w:t>
+      </w:r>
+    </w:p>
+    <w:p>
+      <w:pPr>
+        <w:pStyle w:val="Compact"/>
+        <w:numPr>
+          <w:ilvl w:val="0"/>
+          <w:numId w:val="1019"/>
+        </w:numPr>
+      </w:pPr>
+      <w:r>
+        <w:t xml:space="preserve">Tiempo máximo de espera por nodo: 2 segundos. Los que no responden se muestran como</w:t>
+      </w:r>
+      <w:r>
+        <w:t xml:space="preserve"> </w:t>
+      </w:r>
+      <w:r>
+        <w:t xml:space="preserve">“no disponible”</w:t>
+      </w:r>
+      <w:r>
+        <w:t xml:space="preserve">, sin bloquear el resultado.</w:t>
+      </w:r>
+    </w:p>
+    <w:p>
+      <w:pPr>
+        <w:pStyle w:val="FirstParagraph"/>
+      </w:pPr>
+      <w:r>
+        <w:rPr>
+          <w:b/>
+          <w:bCs/>
+        </w:rPr>
+        <w:t xml:space="preserve">API abierta para socios</w:t>
+      </w:r>
+    </w:p>
+    <w:tbl>
+      <w:tblPr>
+        <w:tblStyle w:val="Table"/>
+        <w:tblW w:type="pct" w:w="5000"/>
+        <w:tblLayout w:type="fixed"/>
+        <w:tblLook w:firstRow="1" w:lastRow="0" w:firstColumn="0" w:lastColumn="0" w:noHBand="0" w:noVBand="0" w:val="0020"/>
+      </w:tblPr>
+      <w:tblGrid>
+        <w:gridCol w:w="2640"/>
+        <w:gridCol w:w="2640"/>
+        <w:gridCol w:w="2640"/>
+      </w:tblGrid>
+      <w:tr>
+        <w:trPr>
+          <w:tblHeader w:val="on"/>
+        </w:trPr>
+        <w:tc>
+          <w:tcPr/>
+          <w:p>
+            <w:pPr>
+              <w:pStyle w:val="Compact"/>
+            </w:pPr>
+            <w:r>
+              <w:t xml:space="preserve">Endpoint</w:t>
+            </w:r>
+          </w:p>
+        </w:tc>
+        <w:tc>
+          <w:tcPr/>
+          <w:p>
+            <w:pPr>
+              <w:pStyle w:val="Compact"/>
+            </w:pPr>
+            <w:r>
+              <w:t xml:space="preserve">Quién lo llama</w:t>
+            </w:r>
+          </w:p>
+        </w:tc>
+        <w:tc>
+          <w:tcPr/>
+          <w:p>
+            <w:pPr>
+              <w:pStyle w:val="Compact"/>
+            </w:pPr>
+            <w:r>
+              <w:t xml:space="preserve">Función</w:t>
+            </w:r>
+          </w:p>
+        </w:tc>
+      </w:tr>
+      <w:tr>
+        <w:tc>
+          <w:tcPr/>
+          <w:p>
+            <w:pPr>
+              <w:pStyle w:val="Compact"/>
+            </w:pPr>
+            <w:r>
+              <w:rPr>
+                <w:rStyle w:val="VerbatimChar"/>
+              </w:rPr>
+              <w:t xml:space="preserve">POST /federation/v1/lookup</w:t>
+            </w:r>
+          </w:p>
+        </w:tc>
+        <w:tc>
+          <w:tcPr/>
+          <w:p>
+            <w:pPr>
+              <w:pStyle w:val="Compact"/>
+            </w:pPr>
+            <w:r>
+              <w:t xml:space="preserve">Nodos entre sí</w:t>
+            </w:r>
+          </w:p>
+        </w:tc>
+        <w:tc>
+          <w:tcPr/>
+          <w:p>
+            <w:pPr>
+              <w:pStyle w:val="Compact"/>
+            </w:pPr>
+            <w:r>
+              <w:t xml:space="preserve">¿Existe ficha para este chip?</w:t>
+            </w:r>
+          </w:p>
+        </w:tc>
+      </w:tr>
+      <w:tr>
+        <w:tc>
+          <w:tcPr/>
+          <w:p>
+            <w:pPr>
+              <w:pStyle w:val="Compact"/>
+            </w:pPr>
+            <w:r>
+              <w:rPr>
+                <w:rStyle w:val="VerbatimChar"/>
+              </w:rPr>
+              <w:t xml:space="preserve">POST /federation/v1/notify</w:t>
+            </w:r>
+          </w:p>
+        </w:tc>
+        <w:tc>
+          <w:tcPr/>
+          <w:p>
+            <w:pPr>
+              <w:pStyle w:val="Compact"/>
+            </w:pPr>
+            <w:r>
+              <w:t xml:space="preserve">Nodos entre sí</w:t>
+            </w:r>
+          </w:p>
+        </w:tc>
+        <w:tc>
+          <w:tcPr/>
+          <w:p>
+            <w:pPr>
+              <w:pStyle w:val="Compact"/>
+            </w:pPr>
+            <w:r>
+              <w:t xml:space="preserve">Avisar al dueño de que un veterinario pide acceso</w:t>
+            </w:r>
+          </w:p>
+        </w:tc>
+      </w:tr>
+      <w:tr>
+        <w:tc>
+          <w:tcPr/>
+          <w:p>
+            <w:pPr>
+              <w:pStyle w:val="Compact"/>
+            </w:pPr>
+            <w:r>
+              <w:rPr>
+                <w:rStyle w:val="VerbatimChar"/>
+              </w:rPr>
+              <w:t xml:space="preserve">GET /federation/v1/nodes</w:t>
+            </w:r>
+          </w:p>
+        </w:tc>
+        <w:tc>
+          <w:tcPr/>
+          <w:p>
+            <w:pPr>
+              <w:pStyle w:val="Compact"/>
+            </w:pPr>
+            <w:r>
+              <w:t xml:space="preserve">Cualquiera</w:t>
+            </w:r>
+          </w:p>
+        </w:tc>
+        <w:tc>
+          <w:tcPr/>
+          <w:p>
+            <w:pPr>
+              <w:pStyle w:val="Compact"/>
+            </w:pPr>
+            <w:r>
+              <w:t xml:space="preserve">Directorio público de nodos y sus claves</w:t>
+            </w:r>
+          </w:p>
+        </w:tc>
+      </w:tr>
+      <w:tr>
+        <w:tc>
+          <w:tcPr/>
+          <w:p>
+            <w:pPr>
+              <w:pStyle w:val="Compact"/>
+            </w:pPr>
+            <w:r>
+              <w:rPr>
+                <w:rStyle w:val="VerbatimChar"/>
+              </w:rPr>
+              <w:t xml:space="preserve">POST /records/v1/import</w:t>
+            </w:r>
+          </w:p>
+        </w:tc>
+        <w:tc>
+          <w:tcPr/>
+          <w:p>
+            <w:pPr>
+              <w:pStyle w:val="Compact"/>
+            </w:pPr>
+            <w:r>
+              <w:t xml:space="preserve">App del dueño</w:t>
+            </w:r>
+          </w:p>
+        </w:tc>
+        <w:tc>
+          <w:tcPr/>
+          <w:p>
+            <w:pPr>
+              <w:pStyle w:val="Compact"/>
+            </w:pPr>
+            <w:r>
+              <w:t xml:space="preserve">Traer un paquete cifrado exportado desde otra plataforma</w:t>
+            </w:r>
+          </w:p>
+        </w:tc>
+      </w:tr>
+      <w:tr>
+        <w:tc>
+          <w:tcPr/>
+          <w:p>
+            <w:pPr>
+              <w:pStyle w:val="Compact"/>
+            </w:pPr>
+            <w:r>
+              <w:rPr>
+                <w:rStyle w:val="VerbatimChar"/>
+              </w:rPr>
+              <w:t xml:space="preserve">POST /clinics/v1/reports</w:t>
+            </w:r>
+          </w:p>
+        </w:tc>
+        <w:tc>
+          <w:tcPr/>
+          <w:p>
+            <w:pPr>
+              <w:pStyle w:val="Compact"/>
+            </w:pPr>
+            <w:r>
+              <w:t xml:space="preserve">Software de clínica con clave de API y permiso de nivel 3</w:t>
+            </w:r>
+          </w:p>
+        </w:tc>
+        <w:tc>
+          <w:tcPr/>
+          <w:p>
+            <w:pPr>
+              <w:pStyle w:val="Compact"/>
+            </w:pPr>
+            <w:r>
+              <w:t xml:space="preserve">Enviar un informe sellado a la bandeja del dueño</w:t>
+            </w:r>
+          </w:p>
+        </w:tc>
+      </w:tr>
+    </w:tbl>
+    <w:p>
+      <w:pPr>
+        <w:pStyle w:val="BodyText"/>
+      </w:pPr>
+      <w:r>
+        <w:rPr>
+          <w:b/>
+          <w:bCs/>
+        </w:rPr>
+        <w:t xml:space="preserve">Portabilidad</w:t>
+      </w:r>
+    </w:p>
+    <w:p>
+      <w:pPr>
+        <w:pStyle w:val="BodyText"/>
+      </w:pPr>
+      <w:r>
+        <w:t xml:space="preserve">El dueño puede exportar su ficha completa como un paquete cifrado (formato abierto, esquema JSON de</w:t>
+      </w:r>
+      <w:r>
+        <w:t xml:space="preserve"> </w:t>
+      </w:r>
+      <w:r>
+        <w:rPr>
+          <w:rStyle w:val="VerbatimChar"/>
+        </w:rPr>
+        <w:t xml:space="preserve">packages/schema</w:t>
+      </w:r>
+      <w:r>
+        <w:t xml:space="preserve">) e importarlo en cualquier otra plataforma compatible. Así nadie queda atrapado en Bark &amp; Meow.</w:t>
+      </w:r>
+    </w:p>
+    <w:p>
+      <w:pPr>
+        <w:pStyle w:val="BodyText"/>
+      </w:pPr>
+      <w:r>
+        <w:rPr>
+          <w:b/>
+          <w:bCs/>
+        </w:rPr>
+        <w:t xml:space="preserve">Especificación y alta de socios</w:t>
+      </w:r>
+    </w:p>
+    <w:p>
+      <w:pPr>
+        <w:pStyle w:val="Compact"/>
+        <w:numPr>
+          <w:ilvl w:val="0"/>
+          <w:numId w:val="1020"/>
+        </w:numPr>
+      </w:pPr>
+      <w:r>
+        <w:t xml:space="preserve">Especificación pública: OpenAPI de la federación y esquema JSON del modelo clínico, con licencia CC BY 4.0 para que cualquiera pueda implementarla. El código de Bark &amp; Meow sigue en AGPL-3.0.</w:t>
+      </w:r>
+    </w:p>
+    <w:p>
+      <w:pPr>
+        <w:pStyle w:val="Compact"/>
+        <w:numPr>
+          <w:ilvl w:val="0"/>
+          <w:numId w:val="1020"/>
+        </w:numPr>
+      </w:pPr>
+      <w:r>
+        <w:t xml:space="preserve">Alta de un nodo: solicitud con dominio, país, responsable y clave pública; verificación del dominio y periodo de pruebas en un entorno de ensayo antes de entrar en el directorio.</w:t>
+      </w:r>
+    </w:p>
+    <w:p>
+      <w:pPr>
+        <w:pStyle w:val="Compact"/>
+        <w:numPr>
+          <w:ilvl w:val="0"/>
+          <w:numId w:val="1020"/>
+        </w:numPr>
+      </w:pPr>
+      <w:r>
+        <w:t xml:space="preserve">Un nodo que filtre datos o permita recorrer números se retira del directorio y deja de recibir consultas.</w:t>
+      </w:r>
+    </w:p>
+    <w:p>
+      <w:pPr>
+        <w:pStyle w:val="Compact"/>
+        <w:numPr>
+          <w:ilvl w:val="0"/>
+          <w:numId w:val="1020"/>
         </w:numPr>
       </w:pPr>
       <w:r>
@@ -12015,165 +13131,11 @@
         <w:pStyle w:val="Compact"/>
         <w:numPr>
           <w:ilvl w:val="0"/>
-          <w:numId w:val="1019"/>
+          <w:numId w:val="1021"/>
         </w:numPr>
       </w:pPr>
       <w:r>
         <w:t xml:space="preserve">El color de alerta solo marca alergias, interacciones peligrosas y acciones destructivas. Si aparece en más sitios, deja de llamar la atención.</w:t>
-      </w:r>
-    </w:p>
-    <w:p>
-      <w:pPr>
-        <w:pStyle w:val="Compact"/>
-        <w:numPr>
-          <w:ilvl w:val="0"/>
-          <w:numId w:val="1019"/>
-        </w:numPr>
-      </w:pPr>
-      <w:r>
-        <w:t xml:space="preserve">El significado nunca depende solo del color: cada estado lleva icono y texto (</w:t>
-      </w:r>
-      <w:r>
-        <w:t xml:space="preserve">“NIVEL 1”</w:t>
-      </w:r>
-      <w:r>
-        <w:t xml:space="preserve">,</w:t>
-      </w:r>
-      <w:r>
-        <w:t xml:space="preserve"> </w:t>
-      </w:r>
-      <w:r>
-        <w:t xml:space="preserve">“Declarado por el dueño”</w:t>
-      </w:r>
-      <w:r>
-        <w:t xml:space="preserve">).</w:t>
-      </w:r>
-    </w:p>
-    <w:p>
-      <w:pPr>
-        <w:pStyle w:val="Compact"/>
-        <w:numPr>
-          <w:ilvl w:val="0"/>
-          <w:numId w:val="1019"/>
-        </w:numPr>
-      </w:pPr>
-      <w:r>
-        <w:t xml:space="preserve">Verde y rojo no se usan como pareja de estados; lo contrario de</w:t>
-      </w:r>
-      <w:r>
-        <w:t xml:space="preserve"> </w:t>
-      </w:r>
-      <w:r>
-        <w:t xml:space="preserve">“listo”</w:t>
-      </w:r>
-      <w:r>
-        <w:t xml:space="preserve"> </w:t>
-      </w:r>
-      <w:r>
-        <w:t xml:space="preserve">es ámbar con texto, no rojo.</w:t>
-      </w:r>
-    </w:p>
-    <w:p>
-      <w:pPr>
-        <w:pStyle w:val="Compact"/>
-        <w:numPr>
-          <w:ilvl w:val="0"/>
-          <w:numId w:val="1019"/>
-        </w:numPr>
-      </w:pPr>
-      <w:r>
-        <w:t xml:space="preserve">Botones y controles de al menos 44 × 44 px.</w:t>
-      </w:r>
-    </w:p>
-    <w:p>
-      <w:pPr>
-        <w:pStyle w:val="Compact"/>
-        <w:numPr>
-          <w:ilvl w:val="0"/>
-          <w:numId w:val="1019"/>
-        </w:numPr>
-      </w:pPr>
-      <w:r>
-        <w:t xml:space="preserve">Sin emojis en la interfaz; las banderas de país, cuando hagan falta, van como SVG.</w:t>
-      </w:r>
-    </w:p>
-    <w:bookmarkEnd w:id="20"/>
-    <w:bookmarkStart w:id="21" w:name="sin-cobertura-y-viajes-fuera-de-la-ue"/>
-    <w:p>
-      <w:pPr>
-        <w:pStyle w:val="Heading2"/>
-      </w:pPr>
-      <w:r>
-        <w:t xml:space="preserve">Sin cobertura y viajes fuera de la UE</w:t>
-      </w:r>
-    </w:p>
-    <w:p>
-      <w:pPr>
-        <w:pStyle w:val="FirstParagraph"/>
-      </w:pPr>
-      <w:r>
-        <w:rPr>
-          <w:b/>
-          <w:bCs/>
-        </w:rPr>
-        <w:t xml:space="preserve">Sin conexión</w:t>
-      </w:r>
-    </w:p>
-    <w:p>
-      <w:pPr>
-        <w:pStyle w:val="Compact"/>
-        <w:numPr>
-          <w:ilvl w:val="0"/>
-          <w:numId w:val="1020"/>
-        </w:numPr>
-      </w:pPr>
-      <w:r>
-        <w:t xml:space="preserve">La app guarda la ficha completa en el móvil. Sin red, el dueño puede enseñar la ficha en pantalla en</w:t>
-      </w:r>
-      <w:r>
-        <w:t xml:space="preserve"> </w:t>
-      </w:r>
-      <w:r>
-        <w:t xml:space="preserve">“modo veterinario”</w:t>
-      </w:r>
-      <w:r>
-        <w:t xml:space="preserve">: vista de solo lectura, texto grande y selector de idioma.</w:t>
-      </w:r>
-    </w:p>
-    <w:p>
-      <w:pPr>
-        <w:pStyle w:val="Compact"/>
-        <w:numPr>
-          <w:ilvl w:val="0"/>
-          <w:numId w:val="1020"/>
-        </w:numPr>
-      </w:pPr>
-      <w:r>
-        <w:t xml:space="preserve">El resumen de emergencia puede ir comprimido dentro del propio QR (hasta unos 2 KB). Se lee sin internet con la cámara de cualquier móvil, a cambio de no ir cifrado. Es opcional y el dueño decide qué campos incluye.</w:t>
-      </w:r>
-    </w:p>
-    <w:p>
-      <w:pPr>
-        <w:pStyle w:val="Compact"/>
-        <w:numPr>
-          <w:ilvl w:val="0"/>
-          <w:numId w:val="1020"/>
-        </w:numPr>
-      </w:pPr>
-      <w:r>
-        <w:t xml:space="preserve">Exportación en PDF firmado y multilingüe como último recurso: se regenera en cada cambio, lleva fecha y un QR a la versión viva.</w:t>
-      </w:r>
-    </w:p>
-    <w:p>
-      <w:pPr>
-        <w:pStyle w:val="FirstParagraph"/>
-      </w:pPr>
-      <w:r>
-        <w:rPr>
-          <w:b/>
-          <w:bCs/>
-        </w:rPr>
-        <w:t xml:space="preserve">Documentación de viaje</w:t>
       </w:r>
     </w:p>
     <w:p>
@@ -12185,19 +13147,22 @@
         </w:numPr>
       </w:pPr>
       <w:r>
-        <w:t xml:space="preserve">Sección de</w:t>
-      </w:r>
-      <w:r>
-        <w:t xml:space="preserve"> </w:t>
-      </w:r>
-      <w:r>
-        <w:t xml:space="preserve">“Requisitos del viaje”</w:t>
-      </w:r>
-      <w:r>
-        <w:t xml:space="preserve"> </w:t>
-      </w:r>
-      <w:r>
-        <w:t xml:space="preserve">por país de destino, con checklist: pasaporte europeo, vacuna de la rabia vigente, análisis de anticuerpos, tratamiento antiparasitario, certificado sanitario. Los requisitos se mantienen en un catálogo revisado a mano con fecha de última comprobación, porque cambian.</w:t>
+        <w:t xml:space="preserve">El significado nunca depende solo del color: cada estado lleva icono y texto (</w:t>
+      </w:r>
+      <w:r>
+        <w:t xml:space="preserve">“NIVEL 1”</w:t>
+      </w:r>
+      <w:r>
+        <w:t xml:space="preserve">,</w:t>
+      </w:r>
+      <w:r>
+        <w:t xml:space="preserve"> </w:t>
+      </w:r>
+      <w:r>
+        <w:t xml:space="preserve">“Declarado por el dueño”</w:t>
+      </w:r>
+      <w:r>
+        <w:t xml:space="preserve">).</w:t>
       </w:r>
     </w:p>
     <w:p>
@@ -12209,7 +13174,19 @@
         </w:numPr>
       </w:pPr>
       <w:r>
-        <w:t xml:space="preserve">Recordatorios de plazos (por ejemplo, días mínimos entre vacuna y viaje).</w:t>
+        <w:t xml:space="preserve">Verde y rojo no se usan como pareja de estados; lo contrario de</w:t>
+      </w:r>
+      <w:r>
+        <w:t xml:space="preserve"> </w:t>
+      </w:r>
+      <w:r>
+        <w:t xml:space="preserve">“listo”</w:t>
+      </w:r>
+      <w:r>
+        <w:t xml:space="preserve"> </w:t>
+      </w:r>
+      <w:r>
+        <w:t xml:space="preserve">es ámbar con texto, no rojo.</w:t>
       </w:r>
     </w:p>
     <w:p>
@@ -12221,7 +13198,299 @@
         </w:numPr>
       </w:pPr>
       <w:r>
-        <w:t xml:space="preserve">Guardar escaneado el pasaporte europeo dentro de la ficha, como documento original.</w:t>
+        <w:t xml:space="preserve">Botones y controles de al menos 44 × 44 px.</w:t>
+      </w:r>
+    </w:p>
+    <w:p>
+      <w:pPr>
+        <w:pStyle w:val="Compact"/>
+        <w:numPr>
+          <w:ilvl w:val="0"/>
+          <w:numId w:val="1021"/>
+        </w:numPr>
+      </w:pPr>
+      <w:r>
+        <w:t xml:space="preserve">Sin emojis en la interfaz; las banderas de país, cuando hagan falta, van como SVG.</w:t>
+      </w:r>
+    </w:p>
+    <w:bookmarkEnd w:id="20"/>
+    <w:bookmarkStart w:id="21" w:name="sin-cobertura-y-viajes-fuera-de-la-ue"/>
+    <w:p>
+      <w:pPr>
+        <w:pStyle w:val="Heading2"/>
+      </w:pPr>
+      <w:r>
+        <w:t xml:space="preserve">Sin cobertura y viajes fuera de la UE</w:t>
+      </w:r>
+    </w:p>
+    <w:p>
+      <w:pPr>
+        <w:pStyle w:val="FirstParagraph"/>
+      </w:pPr>
+      <w:r>
+        <w:rPr>
+          <w:b/>
+          <w:bCs/>
+        </w:rPr>
+        <w:t xml:space="preserve">Sin conexión</w:t>
+      </w:r>
+    </w:p>
+    <w:p>
+      <w:pPr>
+        <w:pStyle w:val="Compact"/>
+        <w:numPr>
+          <w:ilvl w:val="0"/>
+          <w:numId w:val="1022"/>
+        </w:numPr>
+      </w:pPr>
+      <w:r>
+        <w:t xml:space="preserve">La app guarda la ficha completa en el móvil. Sin red, el dueño puede enseñar la ficha en pantalla en</w:t>
+      </w:r>
+      <w:r>
+        <w:t xml:space="preserve"> </w:t>
+      </w:r>
+      <w:r>
+        <w:t xml:space="preserve">“modo veterinario”</w:t>
+      </w:r>
+      <w:r>
+        <w:t xml:space="preserve">: vista de solo lectura, texto grande y selector de idioma.</w:t>
+      </w:r>
+    </w:p>
+    <w:p>
+      <w:pPr>
+        <w:pStyle w:val="Compact"/>
+        <w:numPr>
+          <w:ilvl w:val="0"/>
+          <w:numId w:val="1022"/>
+        </w:numPr>
+      </w:pPr>
+      <w:r>
+        <w:t xml:space="preserve">El resumen de emergencia puede ir comprimido dentro del propio QR (hasta unos 2 KB). Se lee sin internet con la cámara de cualquier móvil, a cambio de no ir cifrado. Es opcional y el dueño decide qué campos incluye.</w:t>
+      </w:r>
+    </w:p>
+    <w:p>
+      <w:pPr>
+        <w:pStyle w:val="Compact"/>
+        <w:numPr>
+          <w:ilvl w:val="0"/>
+          <w:numId w:val="1022"/>
+        </w:numPr>
+      </w:pPr>
+      <w:r>
+        <w:t xml:space="preserve">Exportación en PDF firmado y multilingüe como último recurso: se regenera en cada cambio, lleva fecha y un QR a la versión viva.</w:t>
+      </w:r>
+    </w:p>
+    <w:p>
+      <w:pPr>
+        <w:pStyle w:val="FirstParagraph"/>
+      </w:pPr>
+      <w:r>
+        <w:rPr>
+          <w:b/>
+          <w:bCs/>
+        </w:rPr>
+        <w:t xml:space="preserve">Pasaporte de viaje</w:t>
+      </w:r>
+      <w:r>
+        <w:t xml:space="preserve"> </w:t>
+      </w:r>
+      <w:r>
+        <w:t xml:space="preserve">(hecho el 29/09/2026)</w:t>
+      </w:r>
+    </w:p>
+    <w:p>
+      <w:pPr>
+        <w:pStyle w:val="BodyText"/>
+      </w:pPr>
+      <w:r>
+        <w:t xml:space="preserve">No sustituye al pasaporte europeo: es de papel y lo sella un veterinario autorizado, y eso es lo que vale en una frontera. Tampoco hay, a fecha de hoy, pasaporte digital oficial en la UE; el Reglamento (UE) 2026/1818 sobre bienestar y trazabilidad de perros y gatos crea una base de datos de viajeros con mascotas, pero no un pasaporte digital. Bark &amp; Meow ofrece la</w:t>
+      </w:r>
+      <w:r>
+        <w:t xml:space="preserve"> </w:t>
+      </w:r>
+      <w:r>
+        <w:rPr>
+          <w:b/>
+          <w:bCs/>
+        </w:rPr>
+        <w:t xml:space="preserve">copia digital verificable</w:t>
+      </w:r>
+      <w:r>
+        <w:t xml:space="preserve">:</w:t>
+      </w:r>
+    </w:p>
+    <w:p>
+      <w:pPr>
+        <w:pStyle w:val="Compact"/>
+        <w:numPr>
+          <w:ilvl w:val="0"/>
+          <w:numId w:val="1023"/>
+        </w:numPr>
+      </w:pPr>
+      <w:r>
+        <w:rPr>
+          <w:b/>
+          <w:bCs/>
+        </w:rPr>
+        <w:t xml:space="preserve">Registros firmados por la clínica</w:t>
+      </w:r>
+      <w:r>
+        <w:t xml:space="preserve"> </w:t>
+      </w:r>
+      <w:r>
+        <w:t xml:space="preserve">que llegan por su software de gestión: vacunas (la de la rabia con validez), tratamiento contra</w:t>
+      </w:r>
+      <w:r>
+        <w:t xml:space="preserve"> </w:t>
+      </w:r>
+      <w:r>
+        <w:rPr>
+          <w:i/>
+          <w:iCs/>
+        </w:rPr>
+        <w:t xml:space="preserve">Echinococcus</w:t>
+      </w:r>
+      <w:r>
+        <w:t xml:space="preserve"> </w:t>
+      </w:r>
+      <w:r>
+        <w:t xml:space="preserve">con fecha y hora, análisis de anticuerpos. El portal del dueño los comprueba y los guarda en el pasaporte.</w:t>
+      </w:r>
+    </w:p>
+    <w:p>
+      <w:pPr>
+        <w:pStyle w:val="Compact"/>
+        <w:numPr>
+          <w:ilvl w:val="0"/>
+          <w:numId w:val="1023"/>
+        </w:numPr>
+      </w:pPr>
+      <w:r>
+        <w:rPr>
+          <w:b/>
+          <w:bCs/>
+        </w:rPr>
+        <w:t xml:space="preserve">Registros declarados por el dueño</w:t>
+      </w:r>
+      <w:r>
+        <w:t xml:space="preserve">, copiados de su pasaporte de papel, marcados siempre como tales.</w:t>
+      </w:r>
+    </w:p>
+    <w:p>
+      <w:pPr>
+        <w:pStyle w:val="Compact"/>
+        <w:numPr>
+          <w:ilvl w:val="0"/>
+          <w:numId w:val="1023"/>
+        </w:numPr>
+      </w:pPr>
+      <w:r>
+        <w:t xml:space="preserve">El pasaporte se guarda</w:t>
+      </w:r>
+      <w:r>
+        <w:t xml:space="preserve"> </w:t>
+      </w:r>
+      <w:r>
+        <w:rPr>
+          <w:b/>
+          <w:bCs/>
+        </w:rPr>
+        <w:t xml:space="preserve">cifrado con una clave que sale del código en papel del dueño</w:t>
+      </w:r>
+      <w:r>
+        <w:t xml:space="preserve"> </w:t>
+      </w:r>
+      <w:r>
+        <w:t xml:space="preserve">(</w:t>
+      </w:r>
+      <w:r>
+        <w:rPr>
+          <w:rStyle w:val="VerbatimChar"/>
+        </w:rPr>
+        <w:t xml:space="preserve">GET/PUT /owners/v1/pets/{id}/passport</w:t>
+      </w:r>
+      <w:r>
+        <w:t xml:space="preserve">, con versión para no pisar cambios de otro navegador). El servidor no ve nada.</w:t>
+      </w:r>
+    </w:p>
+    <w:p>
+      <w:pPr>
+        <w:pStyle w:val="Compact"/>
+        <w:numPr>
+          <w:ilvl w:val="0"/>
+          <w:numId w:val="1023"/>
+        </w:numPr>
+      </w:pPr>
+      <w:r>
+        <w:rPr>
+          <w:b/>
+          <w:bCs/>
+        </w:rPr>
+        <w:t xml:space="preserve">Requisitos por destino</w:t>
+      </w:r>
+      <w:r>
+        <w:t xml:space="preserve"> </w:t>
+      </w:r>
+      <w:r>
+        <w:t xml:space="preserve">(</w:t>
+      </w:r>
+      <w:r>
+        <w:rPr>
+          <w:rStyle w:val="VerbatimChar"/>
+        </w:rPr>
+        <w:t xml:space="preserve">packages/schema/src/viajes.ts</w:t>
+      </w:r>
+      <w:r>
+        <w:t xml:space="preserve">): otro país de la UE; Irlanda, Finlandia, Malta, Noruega e Irlanda del Norte (tenia, perros, entre 24 y 120 h antes de llegar); Gran Bretaña; y fuera de la UE con vuelta (análisis de anticuerpos, 30 días tras la vacuna, 3 meses de espera si no se hizo antes de salir). Lo certificado por una clínica cuenta antes que lo declarado. Cada destino enlaza su fuente oficial y la pantalla enseña la fecha de revisión (29/09/2026).</w:t>
+      </w:r>
+    </w:p>
+    <w:p>
+      <w:pPr>
+        <w:pStyle w:val="Compact"/>
+        <w:numPr>
+          <w:ilvl w:val="0"/>
+          <w:numId w:val="1023"/>
+        </w:numPr>
+      </w:pPr>
+      <w:r>
+        <w:rPr>
+          <w:b/>
+          <w:bCs/>
+        </w:rPr>
+        <w:t xml:space="preserve">Enseñarlo en el viaje:</w:t>
+      </w:r>
+      <w:r>
+        <w:t xml:space="preserve"> </w:t>
+      </w:r>
+      <w:r>
+        <w:t xml:space="preserve">un enlace temporal (24 h, 72 h o 7 días, revocable) con la clave en el fragmento y su QR, generado en el navegador. Abre</w:t>
+      </w:r>
+      <w:r>
+        <w:t xml:space="preserve"> </w:t>
+      </w:r>
+      <w:r>
+        <w:rPr>
+          <w:rStyle w:val="VerbatimChar"/>
+        </w:rPr>
+        <w:t xml:space="preserve">/p/{id}</w:t>
+      </w:r>
+      <w:r>
+        <w:t xml:space="preserve"> </w:t>
+      </w:r>
+      <w:r>
+        <w:t xml:space="preserve">en la web del veterinario, en su idioma: el chip para compararlo con el lector, cada registro con su firma comprobada allí mismo y la clínica que firmó según el directorio público, y lo declarado aparte.</w:t>
+      </w:r>
+    </w:p>
+    <w:p>
+      <w:pPr>
+        <w:pStyle w:val="Compact"/>
+        <w:numPr>
+          <w:ilvl w:val="0"/>
+          <w:numId w:val="1023"/>
+        </w:numPr>
+      </w:pPr>
+      <w:r>
+        <w:t xml:space="preserve">Pendiente: recordatorios de plazos y guardar escaneado el pasaporte de papel como documento original.</w:t>
       </w:r>
     </w:p>
     <w:p>
@@ -13320,6 +14589,12 @@
     <w:abstractNumId w:val="991"/>
   </w:num>
   <w:num w:numId="1021">
+    <w:abstractNumId w:val="991"/>
+  </w:num>
+  <w:num w:numId="1022">
+    <w:abstractNumId w:val="991"/>
+  </w:num>
+  <w:num w:numId="1023">
     <w:abstractNumId w:val="991"/>
   </w:num>
 </w:numbering>

--- a/barkandmeow-arquitectura.docx
+++ b/barkandmeow-arquitectura.docx
@@ -13490,7 +13490,50 @@
         </w:numPr>
       </w:pPr>
       <w:r>
-        <w:t xml:space="preserve">Pendiente: recordatorios de plazos y guardar escaneado el pasaporte de papel como documento original.</w:t>
+        <w:rPr>
+          <w:b/>
+          <w:bCs/>
+        </w:rPr>
+        <w:t xml:space="preserve">Recordatorios de plazos</w:t>
+      </w:r>
+      <w:r>
+        <w:t xml:space="preserve"> </w:t>
+      </w:r>
+      <w:r>
+        <w:t xml:space="preserve">en un archivo de calendario (</w:t>
+      </w:r>
+      <w:r>
+        <w:rPr>
+          <w:rStyle w:val="VerbatimChar"/>
+        </w:rPr>
+        <w:t xml:space="preserve">.ics</w:t>
+      </w:r>
+      <w:r>
+        <w:t xml:space="preserve">) que se genera en el navegador: renovar la rabia 30 días antes de que caduque, la franja de la tenia, el fin de los 21 días de espera y la víspera del viaje. El servidor no puede avisar por su cuenta porque no sabe nada del pasaporte, y así tampoco hace falta.</w:t>
+      </w:r>
+    </w:p>
+    <w:p>
+      <w:pPr>
+        <w:pStyle w:val="Compact"/>
+        <w:numPr>
+          <w:ilvl w:val="0"/>
+          <w:numId w:val="1023"/>
+        </w:numPr>
+      </w:pPr>
+      <w:r>
+        <w:t xml:space="preserve">Un mismo registro firmado que llega dos veces (un reintento del software de gestión) cuenta una.</w:t>
+      </w:r>
+    </w:p>
+    <w:p>
+      <w:pPr>
+        <w:pStyle w:val="Compact"/>
+        <w:numPr>
+          <w:ilvl w:val="0"/>
+          <w:numId w:val="1023"/>
+        </w:numPr>
+      </w:pPr>
+      <w:r>
+        <w:t xml:space="preserve">Pendiente: guardar escaneado el pasaporte de papel como documento original.</w:t>
       </w:r>
     </w:p>
     <w:p>

--- a/barkandmeow-arquitectura.docx
+++ b/barkandmeow-arquitectura.docx
@@ -7385,7 +7385,7 @@
         </w:numPr>
       </w:pPr>
       <w:r>
-        <w:t xml:space="preserve">Los avisos al dueño van sellados en el navegador del veterinario para la clave pública del dueño y esperan en su bandeja; el aviso push al móvil está pendiente. El nivel 0 nunca muestra el email del dueño, y solo muestra teléfonos si el dueño los publicó en su perfil público (decidido 2026-09-27: el perfil público es visible por placa, por número de chip y dentro de la ficha).</w:t>
+        <w:t xml:space="preserve">Los avisos al dueño van sellados en el navegador del veterinario para la clave pública del dueño y esperan en su bandeja. Si el dueño tiene la app, recibe un aviso push sin contenido (decidido 2026-09-30: pasa por Expo, Apple y Google, así que solo dice que hay algo nuevo; lo que dice se abre en el móvil). El nivel 0 nunca muestra el email del dueño, y solo muestra teléfonos si el dueño los publicó en su perfil público (decidido 2026-09-27: el perfil público es visible por placa, por número de chip y dentro de la ficha).</w:t>
       </w:r>
     </w:p>
     <w:p>
@@ -8339,7 +8339,43 @@
               <w:pStyle w:val="Compact"/>
             </w:pPr>
             <w:r>
-              <w:t xml:space="preserve">React Native bare: ficha, importación con OCR (ML Kit), compartir, notificaciones, escritura de placas NFC</w:t>
+              <w:t xml:space="preserve">React Native con Expo y development build (decidido 2026-09-30, en lugar de bare a pelo):</w:t>
+            </w:r>
+            <w:r>
+              <w:t xml:space="preserve"> </w:t>
+            </w:r>
+            <w:r>
+              <w:rPr>
+                <w:rStyle w:val="VerbatimChar"/>
+              </w:rPr>
+              <w:t xml:space="preserve">expo prebuild</w:t>
+            </w:r>
+            <w:r>
+              <w:t xml:space="preserve"> </w:t>
+            </w:r>
+            <w:r>
+              <w:t xml:space="preserve">genera las carpetas nativas y EAS compila iOS y Android en la nube, así que la versión de iOS sale sin un Mac. Primera versión: entrar con chip, contraseña y código, «Mis mascotas», bandeja que se abre en el móvil con la clave del código en papel (JavaScript puro sobre</w:t>
+            </w:r>
+            <w:r>
+              <w:t xml:space="preserve"> </w:t>
+            </w:r>
+            <w:r>
+              <w:t xml:space="preserve">@noble</w:t>
+            </w:r>
+            <w:r>
+              <w:t xml:space="preserve">, comprobado byte a byte contra el WASM de</w:t>
+            </w:r>
+            <w:r>
+              <w:t xml:space="preserve"> </w:t>
+            </w:r>
+            <w:r>
+              <w:rPr>
+                <w:rStyle w:val="VerbatimChar"/>
+              </w:rPr>
+              <w:t xml:space="preserve">packages/crypto</w:t>
+            </w:r>
+            <w:r>
+              <w:t xml:space="preserve">) y avisos push sin contenido. Después: ficha, importación con OCR (ML Kit), compartir y escritura de placas NFC</w:t>
             </w:r>
           </w:p>
         </w:tc>
@@ -8393,7 +8429,7 @@
               <w:pStyle w:val="Compact"/>
             </w:pPr>
             <w:r>
-              <w:t xml:space="preserve">Next.js: SaaS de la clínica, con cuentas de organización y equipo. Consola de conexión, alta de nivel 3 y envío de informes. La cuenta identifica a la clínica; nunca es una llave a los datos</w:t>
+              <w:t xml:space="preserve">Next.js: SaaS de la clínica, con cuentas de organización y equipo. Consola de conexión, alta de nivel 3 y envío de informes (con hasta tres PDF sellados aparte, cuyo SHA-256 va en el registro firmado; decidido 2026-09-30). La cuenta identifica a la clínica; nunca es una llave a los datos</w:t>
             </w:r>
           </w:p>
         </w:tc>
@@ -8420,7 +8456,113 @@
               <w:pStyle w:val="Compact"/>
             </w:pPr>
             <w:r>
-              <w:t xml:space="preserve">Fastify: bloques cifrados, índice de chips, accesos, avisos</w:t>
+              <w:t xml:space="preserve">Fastify: bloques cifrados, índice de chips, accesos, avisos, push (Expo) y SMS del segundo factor (Twilio)</w:t>
+            </w:r>
+          </w:p>
+        </w:tc>
+      </w:tr>
+      <w:tr>
+        <w:tc>
+          <w:tcPr/>
+          <w:p>
+            <w:pPr>
+              <w:pStyle w:val="Compact"/>
+            </w:pPr>
+            <w:r>
+              <w:rPr>
+                <w:rStyle w:val="VerbatimChar"/>
+              </w:rPr>
+              <w:t xml:space="preserve">apps/portal</w:t>
+            </w:r>
+          </w:p>
+        </w:tc>
+        <w:tc>
+          <w:tcPr/>
+          <w:p>
+            <w:pPr>
+              <w:pStyle w:val="Compact"/>
+            </w:pPr>
+            <w:r>
+              <w:t xml:space="preserve">Next.js: portal del dueño. El código de entrada llega por correo o, con el teléfono confirmado, por SMS (decidido 2026-09-30)</w:t>
+            </w:r>
+          </w:p>
+        </w:tc>
+      </w:tr>
+      <w:tr>
+        <w:tc>
+          <w:tcPr/>
+          <w:p>
+            <w:pPr>
+              <w:pStyle w:val="Compact"/>
+            </w:pPr>
+            <w:r>
+              <w:rPr>
+                <w:rStyle w:val="VerbatimChar"/>
+              </w:rPr>
+              <w:t xml:space="preserve">apps/ops</w:t>
+            </w:r>
+          </w:p>
+        </w:tc>
+        <w:tc>
+          <w:tcPr/>
+          <w:p>
+            <w:pPr>
+              <w:pStyle w:val="Compact"/>
+            </w:pPr>
+            <w:r>
+              <w:t xml:space="preserve">Next.js: panel del operador para resolver a mano las reclamaciones de chip impugnadas o vencidas sin cuenta, con nota obligatoria y aviso a las dos partes. No se publica: escucha en 127.0.0.1 y se entra por la red interna con</w:t>
+            </w:r>
+            <w:r>
+              <w:t xml:space="preserve"> </w:t>
+            </w:r>
+            <w:r>
+              <w:rPr>
+                <w:rStyle w:val="VerbatimChar"/>
+              </w:rPr>
+              <w:t xml:space="preserve">OPS_TOKEN</w:t>
+            </w:r>
+          </w:p>
+        </w:tc>
+      </w:tr>
+      <w:tr>
+        <w:tc>
+          <w:tcPr/>
+          <w:p>
+            <w:pPr>
+              <w:pStyle w:val="Compact"/>
+            </w:pPr>
+            <w:r>
+              <w:rPr>
+                <w:rStyle w:val="VerbatimChar"/>
+              </w:rPr>
+              <w:t xml:space="preserve">apps/conector</w:t>
+            </w:r>
+          </w:p>
+        </w:tc>
+        <w:tc>
+          <w:tcPr/>
+          <w:p>
+            <w:pPr>
+              <w:pStyle w:val="Compact"/>
+            </w:pPr>
+            <w:r>
+              <w:t xml:space="preserve">Node: conector con el software de gestión (ezyVet, Provet Cloud y exportaciones CSV de QVET) que corre</w:t>
+            </w:r>
+            <w:r>
+              <w:t xml:space="preserve"> </w:t>
+            </w:r>
+            <w:r>
+              <w:rPr>
+                <w:b/>
+                <w:bCs/>
+              </w:rPr>
+              <w:t xml:space="preserve">en la clínica</w:t>
+            </w:r>
+            <w:r>
+              <w:t xml:space="preserve"> </w:t>
+            </w:r>
+            <w:r>
+              <w:t xml:space="preserve">con su clave de API y su clave de firma, así que el servidor sigue sin ver nada en claro. Si algún día lo alojara Bark &amp; Meow, rompería el cifrado de extremo a extremo: exige consentimiento firmado de la clínica y viene desactivado</w:t>
             </w:r>
           </w:p>
         </w:tc>
@@ -10643,7 +10785,7 @@
         <w:rPr>
           <w:rStyle w:val="VerbatimChar"/>
         </w:rPr>
-        <w:t xml:space="preserve">│   ├── mobile/            # React Native bare (iOS + Android)</w:t>
+        <w:t xml:space="preserve">│   ├── mobile/            # React Native con Expo, development build (iOS + Android)</w:t>
       </w:r>
       <w:r>
         <w:br/>

--- a/barkandmeow-arquitectura.docx
+++ b/barkandmeow-arquitectura.docx
@@ -7426,6 +7426,81 @@
       </w:pPr>
       <w:r>
         <w:t xml:space="preserve">Código de recuperación de 24 palabras en papel y, opcionalmente, un segundo dispositivo (por ejemplo, el móvil de otro miembro de la familia) como copia de la clave.</w:t>
+      </w:r>
+    </w:p>
+    <w:p>
+      <w:pPr>
+        <w:pStyle w:val="BodyText"/>
+      </w:pPr>
+      <w:r>
+        <w:rPr>
+          <w:b/>
+          <w:bCs/>
+        </w:rPr>
+        <w:t xml:space="preserve">Contraseña olvidada</w:t>
+      </w:r>
+      <w:r>
+        <w:t xml:space="preserve"> </w:t>
+      </w:r>
+      <w:r>
+        <w:t xml:space="preserve">(decidido 2026-09-30). La contraseña no protege datos, solo la entrada: cambiarla no descifra ni pierde nada. Para el dueño hacen falta dos cosas. La primera es su código en papel: de su clave sale un par Ed25519 de recuperación, el servidor guarda solo la pública (</w:t>
+      </w:r>
+      <w:r>
+        <w:rPr>
+          <w:rStyle w:val="VerbatimChar"/>
+        </w:rPr>
+        <w:t xml:space="preserve">owners.recovery_pub</w:t>
+      </w:r>
+      <w:r>
+        <w:t xml:space="preserve">) y el dueño firma un reto (</w:t>
+      </w:r>
+      <w:r>
+        <w:rPr>
+          <w:rStyle w:val="VerbatimChar"/>
+        </w:rPr>
+        <w:t xml:space="preserve">/owners/v1/recovery</w:t>
+      </w:r>
+      <w:r>
+        <w:t xml:space="preserve">,</w:t>
+      </w:r>
+      <w:r>
+        <w:t xml:space="preserve"> </w:t>
+      </w:r>
+      <w:r>
+        <w:rPr>
+          <w:rStyle w:val="VerbatimChar"/>
+        </w:rPr>
+        <w:t xml:space="preserve">/proof</w:t>
+      </w:r>
+      <w:r>
+        <w:t xml:space="preserve">). La segunda es el código de su segundo factor, por correo o SMS (</w:t>
+      </w:r>
+      <w:r>
+        <w:rPr>
+          <w:rStyle w:val="VerbatimChar"/>
+        </w:rPr>
+        <w:t xml:space="preserve">/finish</w:t>
+      </w:r>
+      <w:r>
+        <w:t xml:space="preserve">). Quien robe el correo no puede quedarse la cuenta; quien pierda el papel tiene la reclamación del chip en una clínica. Los miembros de una clínica recuperan con un código al correo (</w:t>
+      </w:r>
+      <w:r>
+        <w:rPr>
+          <w:rStyle w:val="VerbatimChar"/>
+        </w:rPr>
+        <w:t xml:space="preserve">/clinics/v1/recovery</w:t>
+      </w:r>
+      <w:r>
+        <w:t xml:space="preserve">), porque la clave de la clínica no depende de la contraseña. En los dos casos se cierran todas las sesiones y llega un aviso al correo. Las cuentas de dueño anteriores guardan su clave de recuperación una sola vez, desde un navegador o un móvil que ya tenga la clave (</w:t>
+      </w:r>
+      <w:r>
+        <w:rPr>
+          <w:rStyle w:val="VerbatimChar"/>
+        </w:rPr>
+        <w:t xml:space="preserve">PUT /owners/v1/recovery-key</w:t>
+      </w:r>
+      <w:r>
+        <w:t xml:space="preserve">).</w:t>
       </w:r>
     </w:p>
     <w:bookmarkEnd w:id="16"/>
